--- a/docs/Chidiebere Sam Chimezie Resume 2026.docx
+++ b/docs/Chidiebere Sam Chimezie Resume 2026.docx
@@ -2583,7 +2583,31 @@
           <w:sz w:val="21"/>
           <w:szCs w:val="21"/>
         </w:rPr>
-        <w:t>calculus and statistics</w:t>
+        <w:t>health science, c</w:t>
+      </w:r>
+      <w:r>
+        <w:rPr>
+          <w:rFonts w:ascii="Arial" w:hAnsi="Arial" w:cs="Arial"/>
+          <w:sz w:val="21"/>
+          <w:szCs w:val="21"/>
+        </w:rPr>
+        <w:t xml:space="preserve">alculus and </w:t>
+      </w:r>
+      <w:r>
+        <w:rPr>
+          <w:rFonts w:ascii="Arial" w:hAnsi="Arial" w:cs="Arial"/>
+          <w:sz w:val="21"/>
+          <w:szCs w:val="21"/>
+        </w:rPr>
+        <w:t>s</w:t>
+      </w:r>
+      <w:r>
+        <w:rPr>
+          <w:rFonts w:ascii="Arial" w:hAnsi="Arial" w:cs="Arial"/>
+          <w:sz w:val="21"/>
+          <w:szCs w:val="21"/>
+        </w:rPr>
+        <w:t>tatistics</w:t>
       </w:r>
       <w:r>
         <w:rPr>
@@ -7803,6 +7827,23 @@
 </file>
 
 <file path=customXml/item1.xml><?xml version="1.0" encoding="utf-8"?>
+<?mso-contentType ?>
+<FormTemplates xmlns="http://schemas.microsoft.com/sharepoint/v3/contenttype/forms">
+  <Display>DocumentLibraryForm</Display>
+  <Edit>DocumentLibraryForm</Edit>
+  <New>DocumentLibraryForm</New>
+</FormTemplates>
+</file>
+
+<file path=customXml/item2.xml><?xml version="1.0" encoding="utf-8"?>
+<p:properties xmlns:p="http://schemas.microsoft.com/office/2006/metadata/properties" xmlns:xsi="http://www.w3.org/2001/XMLSchema-instance" xmlns:pc="http://schemas.microsoft.com/office/infopath/2007/PartnerControls">
+  <documentManagement>
+    <_activity xmlns="af5369d9-d447-446a-bc40-a0d750352dfd" xsi:nil="true"/>
+  </documentManagement>
+</p:properties>
+</file>
+
+<file path=customXml/item3.xml><?xml version="1.0" encoding="utf-8"?>
 <ct:contentTypeSchema xmlns:ct="http://schemas.microsoft.com/office/2006/metadata/contentType" xmlns:ma="http://schemas.microsoft.com/office/2006/metadata/properties/metaAttributes" ct:_="" ma:_="" ma:contentTypeName="Document" ma:contentTypeID="0x010100316B23B2947EEE4C939D899E9F814CE2" ma:contentTypeVersion="17" ma:contentTypeDescription="Create a new document." ma:contentTypeScope="" ma:versionID="dfafb8503ba57c2e6d44b510919379c5">
   <xsd:schema xmlns:xsd="http://www.w3.org/2001/XMLSchema" xmlns:xs="http://www.w3.org/2001/XMLSchema" xmlns:p="http://schemas.microsoft.com/office/2006/metadata/properties" xmlns:ns3="af5369d9-d447-446a-bc40-a0d750352dfd" xmlns:ns4="d29e25d4-f831-4243-9ca6-8152719ac31f" targetNamespace="http://schemas.microsoft.com/office/2006/metadata/properties" ma:root="true" ma:fieldsID="151779bcba522b3be17b3c49f2523958" ns3:_="" ns4:_="">
     <xsd:import namespace="af5369d9-d447-446a-bc40-a0d750352dfd"/>
@@ -8049,24 +8090,25 @@
 </ct:contentTypeSchema>
 </file>
 
-<file path=customXml/item2.xml><?xml version="1.0" encoding="utf-8"?>
-<p:properties xmlns:p="http://schemas.microsoft.com/office/2006/metadata/properties" xmlns:xsi="http://www.w3.org/2001/XMLSchema-instance" xmlns:pc="http://schemas.microsoft.com/office/infopath/2007/PartnerControls">
-  <documentManagement>
-    <_activity xmlns="af5369d9-d447-446a-bc40-a0d750352dfd" xsi:nil="true"/>
-  </documentManagement>
-</p:properties>
+<file path=customXml/itemProps1.xml><?xml version="1.0" encoding="utf-8"?>
+<ds:datastoreItem xmlns:ds="http://schemas.openxmlformats.org/officeDocument/2006/customXml" ds:itemID="{34A09CC4-F131-48F4-B474-DB228B223DCD}">
+  <ds:schemaRefs>
+    <ds:schemaRef ds:uri="http://schemas.microsoft.com/sharepoint/v3/contenttype/forms"/>
+  </ds:schemaRefs>
+</ds:datastoreItem>
 </file>
 
-<file path=customXml/item3.xml><?xml version="1.0" encoding="utf-8"?>
-<?mso-contentType ?>
-<FormTemplates xmlns="http://schemas.microsoft.com/sharepoint/v3/contenttype/forms">
-  <Display>DocumentLibraryForm</Display>
-  <Edit>DocumentLibraryForm</Edit>
-  <New>DocumentLibraryForm</New>
-</FormTemplates>
+<file path=customXml/itemProps2.xml><?xml version="1.0" encoding="utf-8"?>
+<ds:datastoreItem xmlns:ds="http://schemas.openxmlformats.org/officeDocument/2006/customXml" ds:itemID="{4B599800-B2BD-4E7A-A91B-44DB85FBDA74}">
+  <ds:schemaRefs>
+    <ds:schemaRef ds:uri="http://schemas.microsoft.com/office/2006/metadata/properties"/>
+    <ds:schemaRef ds:uri="http://schemas.microsoft.com/office/infopath/2007/PartnerControls"/>
+    <ds:schemaRef ds:uri="af5369d9-d447-446a-bc40-a0d750352dfd"/>
+  </ds:schemaRefs>
+</ds:datastoreItem>
 </file>
 
-<file path=customXml/itemProps1.xml><?xml version="1.0" encoding="utf-8"?>
+<file path=customXml/itemProps3.xml><?xml version="1.0" encoding="utf-8"?>
 <ds:datastoreItem xmlns:ds="http://schemas.openxmlformats.org/officeDocument/2006/customXml" ds:itemID="{5099978F-8E02-4D22-8C74-19D2A5C724EA}">
   <ds:schemaRefs>
     <ds:schemaRef ds:uri="http://schemas.microsoft.com/office/2006/metadata/contentType"/>
@@ -8083,22 +8125,4 @@
     <ds:schemaRef ds:uri="http://schemas.microsoft.com/internal/obd"/>
   </ds:schemaRefs>
 </ds:datastoreItem>
-</file>
-
-<file path=customXml/itemProps2.xml><?xml version="1.0" encoding="utf-8"?>
-<ds:datastoreItem xmlns:ds="http://schemas.openxmlformats.org/officeDocument/2006/customXml" ds:itemID="{4B599800-B2BD-4E7A-A91B-44DB85FBDA74}">
-  <ds:schemaRefs>
-    <ds:schemaRef ds:uri="http://schemas.microsoft.com/office/2006/metadata/properties"/>
-    <ds:schemaRef ds:uri="http://schemas.microsoft.com/office/infopath/2007/PartnerControls"/>
-    <ds:schemaRef ds:uri="af5369d9-d447-446a-bc40-a0d750352dfd"/>
-  </ds:schemaRefs>
-</ds:datastoreItem>
-</file>
-
-<file path=customXml/itemProps3.xml><?xml version="1.0" encoding="utf-8"?>
-<ds:datastoreItem xmlns:ds="http://schemas.openxmlformats.org/officeDocument/2006/customXml" ds:itemID="{34A09CC4-F131-48F4-B474-DB228B223DCD}">
-  <ds:schemaRefs>
-    <ds:schemaRef ds:uri="http://schemas.microsoft.com/sharepoint/v3/contenttype/forms"/>
-  </ds:schemaRefs>
-</ds:datastoreItem>
 </file>
--- a/docs/Chidiebere Sam Chimezie Resume 2026.docx
+++ b/docs/Chidiebere Sam Chimezie Resume 2026.docx
@@ -71,6 +71,15 @@
           <w:sz w:val="21"/>
           <w:szCs w:val="21"/>
         </w:rPr>
+        <w:t xml:space="preserve">Applied </w:t>
+      </w:r>
+      <w:r>
+        <w:rPr>
+          <w:rFonts w:ascii="Arial" w:eastAsia="Times New Roman" w:hAnsi="Arial" w:cs="Arial"/>
+          <w:bCs/>
+          <w:sz w:val="21"/>
+          <w:szCs w:val="21"/>
+        </w:rPr>
         <w:t>Data Science | Analytics</w:t>
       </w:r>
       <w:r>
@@ -370,7 +379,7 @@
           <w:sz w:val="21"/>
           <w:szCs w:val="21"/>
         </w:rPr>
-        <w:t xml:space="preserve">fintech, </w:t>
+        <w:t>F</w:t>
       </w:r>
       <w:r>
         <w:rPr>
@@ -380,7 +389,7 @@
           <w:sz w:val="21"/>
           <w:szCs w:val="21"/>
         </w:rPr>
-        <w:t>finance</w:t>
+        <w:t xml:space="preserve">intech, </w:t>
       </w:r>
       <w:r>
         <w:rPr>
@@ -390,7 +399,7 @@
           <w:sz w:val="21"/>
           <w:szCs w:val="21"/>
         </w:rPr>
-        <w:t xml:space="preserve"> &amp; banking</w:t>
+        <w:t>F</w:t>
       </w:r>
       <w:r>
         <w:rPr>
@@ -400,6 +409,46 @@
           <w:sz w:val="21"/>
           <w:szCs w:val="21"/>
         </w:rPr>
+        <w:t>inance</w:t>
+      </w:r>
+      <w:r>
+        <w:rPr>
+          <w:rFonts w:ascii="Arial" w:hAnsi="Arial" w:cs="Arial"/>
+          <w:b/>
+          <w:bCs/>
+          <w:sz w:val="21"/>
+          <w:szCs w:val="21"/>
+        </w:rPr>
+        <w:t xml:space="preserve"> &amp; </w:t>
+      </w:r>
+      <w:r>
+        <w:rPr>
+          <w:rFonts w:ascii="Arial" w:hAnsi="Arial" w:cs="Arial"/>
+          <w:b/>
+          <w:bCs/>
+          <w:sz w:val="21"/>
+          <w:szCs w:val="21"/>
+        </w:rPr>
+        <w:t>B</w:t>
+      </w:r>
+      <w:r>
+        <w:rPr>
+          <w:rFonts w:ascii="Arial" w:hAnsi="Arial" w:cs="Arial"/>
+          <w:b/>
+          <w:bCs/>
+          <w:sz w:val="21"/>
+          <w:szCs w:val="21"/>
+        </w:rPr>
+        <w:t>anking</w:t>
+      </w:r>
+      <w:r>
+        <w:rPr>
+          <w:rFonts w:ascii="Arial" w:hAnsi="Arial" w:cs="Arial"/>
+          <w:b/>
+          <w:bCs/>
+          <w:sz w:val="21"/>
+          <w:szCs w:val="21"/>
+        </w:rPr>
         <w:t xml:space="preserve"> industry</w:t>
       </w:r>
       <w:r>
@@ -408,7 +457,23 @@
           <w:sz w:val="21"/>
           <w:szCs w:val="21"/>
         </w:rPr>
-        <w:t xml:space="preserve"> using Data Science</w:t>
+        <w:t xml:space="preserve"> using </w:t>
+      </w:r>
+      <w:r>
+        <w:rPr>
+          <w:rFonts w:ascii="Arial" w:hAnsi="Arial" w:cs="Arial"/>
+          <w:sz w:val="21"/>
+          <w:szCs w:val="21"/>
+        </w:rPr>
+        <w:t xml:space="preserve">Applied </w:t>
+      </w:r>
+      <w:r>
+        <w:rPr>
+          <w:rFonts w:ascii="Arial" w:hAnsi="Arial" w:cs="Arial"/>
+          <w:sz w:val="21"/>
+          <w:szCs w:val="21"/>
+        </w:rPr>
+        <w:t>Data Science</w:t>
       </w:r>
       <w:r>
         <w:rPr>
@@ -712,15 +777,7 @@
           <w:sz w:val="21"/>
           <w:szCs w:val="21"/>
         </w:rPr>
-        <w:t>Codex CLI</w:t>
-      </w:r>
-      <w:r>
-        <w:rPr>
-          <w:rFonts w:ascii="Arial" w:hAnsi="Arial" w:cs="Arial"/>
-          <w:sz w:val="21"/>
-          <w:szCs w:val="21"/>
-        </w:rPr>
-        <w:t xml:space="preserve"> </w:t>
+        <w:t xml:space="preserve">Codex CLI </w:t>
       </w:r>
       <w:r>
         <w:rPr>
@@ -1311,6 +1368,14 @@
           <w:szCs w:val="21"/>
         </w:rPr>
         <w:t>, Power BI</w:t>
+      </w:r>
+      <w:r>
+        <w:rPr>
+          <w:rFonts w:ascii="Arial" w:hAnsi="Arial" w:cs="Arial"/>
+          <w:sz w:val="21"/>
+          <w:szCs w:val="21"/>
+        </w:rPr>
+        <w:t>, Stakeholder Communication</w:t>
       </w:r>
     </w:p>
     <w:p>
@@ -1383,6 +1448,7 @@
         </w:rPr>
         <w:t xml:space="preserve">Data </w:t>
       </w:r>
+      <w:proofErr w:type="gramStart"/>
       <w:r>
         <w:rPr>
           <w:rFonts w:ascii="Arial" w:eastAsia="Times New Roman" w:hAnsi="Arial" w:cs="Arial"/>
@@ -1404,38 +1470,57 @@
       <w:r>
         <w:rPr>
           <w:rFonts w:ascii="Arial" w:eastAsia="Times New Roman" w:hAnsi="Arial" w:cs="Arial"/>
-          <w:sz w:val="21"/>
-          <w:szCs w:val="21"/>
-        </w:rPr>
-        <w:t>Noble Equity Solutions</w:t>
-      </w:r>
-      <w:r>
-        <w:rPr>
-          <w:rFonts w:ascii="Arial" w:eastAsia="Times New Roman" w:hAnsi="Arial" w:cs="Arial"/>
-          <w:sz w:val="21"/>
-          <w:szCs w:val="21"/>
-        </w:rPr>
-        <w:t xml:space="preserve"> (</w:t>
-      </w:r>
-      <w:r>
-        <w:rPr>
-          <w:rFonts w:ascii="Arial" w:eastAsia="Times New Roman" w:hAnsi="Arial" w:cs="Arial"/>
-          <w:sz w:val="21"/>
-          <w:szCs w:val="21"/>
-        </w:rPr>
-        <w:t>New York</w:t>
-      </w:r>
-      <w:r>
-        <w:rPr>
-          <w:rFonts w:ascii="Arial" w:eastAsia="Times New Roman" w:hAnsi="Arial" w:cs="Arial"/>
-          <w:sz w:val="21"/>
-          <w:szCs w:val="21"/>
-        </w:rPr>
-        <w:t>, U</w:t>
-      </w:r>
-      <w:r>
-        <w:rPr>
-          <w:rFonts w:ascii="Arial" w:eastAsia="Times New Roman" w:hAnsi="Arial" w:cs="Arial"/>
+          <w:i/>
+          <w:iCs/>
+          <w:sz w:val="21"/>
+          <w:szCs w:val="21"/>
+        </w:rPr>
+        <w:t>Noble</w:t>
+      </w:r>
+      <w:proofErr w:type="gramEnd"/>
+      <w:r>
+        <w:rPr>
+          <w:rFonts w:ascii="Arial" w:eastAsia="Times New Roman" w:hAnsi="Arial" w:cs="Arial"/>
+          <w:i/>
+          <w:iCs/>
+          <w:sz w:val="21"/>
+          <w:szCs w:val="21"/>
+        </w:rPr>
+        <w:t xml:space="preserve"> Equity Solutions</w:t>
+      </w:r>
+      <w:r>
+        <w:rPr>
+          <w:rFonts w:ascii="Arial" w:eastAsia="Times New Roman" w:hAnsi="Arial" w:cs="Arial"/>
+          <w:i/>
+          <w:iCs/>
+          <w:sz w:val="21"/>
+          <w:szCs w:val="21"/>
+        </w:rPr>
+        <w:t>,</w:t>
+      </w:r>
+      <w:r>
+        <w:rPr>
+          <w:rFonts w:ascii="Arial" w:eastAsia="Times New Roman" w:hAnsi="Arial" w:cs="Arial"/>
+          <w:sz w:val="21"/>
+          <w:szCs w:val="21"/>
+        </w:rPr>
+        <w:t xml:space="preserve"> </w:t>
+      </w:r>
+      <w:r>
+        <w:rPr>
+          <w:rFonts w:ascii="Arial" w:eastAsia="Times New Roman" w:hAnsi="Arial" w:cs="Arial"/>
+          <w:i/>
+          <w:iCs/>
+          <w:sz w:val="21"/>
+          <w:szCs w:val="21"/>
+        </w:rPr>
+        <w:t>U</w:t>
+      </w:r>
+      <w:r>
+        <w:rPr>
+          <w:rFonts w:ascii="Arial" w:eastAsia="Times New Roman" w:hAnsi="Arial" w:cs="Arial"/>
+          <w:i/>
+          <w:iCs/>
           <w:sz w:val="21"/>
           <w:szCs w:val="21"/>
         </w:rPr>
@@ -1447,14 +1532,6 @@
           <w:sz w:val="21"/>
           <w:szCs w:val="21"/>
         </w:rPr>
-        <w:t>)</w:t>
-      </w:r>
-      <w:r>
-        <w:rPr>
-          <w:rFonts w:ascii="Arial" w:eastAsia="Times New Roman" w:hAnsi="Arial" w:cs="Arial"/>
-          <w:sz w:val="21"/>
-          <w:szCs w:val="21"/>
-        </w:rPr>
         <w:tab/>
       </w:r>
       <w:r>
@@ -1463,15 +1540,23 @@
           <w:sz w:val="21"/>
           <w:szCs w:val="21"/>
         </w:rPr>
-        <w:t xml:space="preserve">Jun </w:t>
-      </w:r>
-      <w:r>
-        <w:rPr>
-          <w:rFonts w:ascii="Arial" w:eastAsia="Times New Roman" w:hAnsi="Arial" w:cs="Arial"/>
-          <w:sz w:val="21"/>
-          <w:szCs w:val="21"/>
-        </w:rPr>
-        <w:t>2026 –</w:t>
+        <w:t>202</w:t>
+      </w:r>
+      <w:r>
+        <w:rPr>
+          <w:rFonts w:ascii="Arial" w:eastAsia="Times New Roman" w:hAnsi="Arial" w:cs="Arial"/>
+          <w:sz w:val="21"/>
+          <w:szCs w:val="21"/>
+        </w:rPr>
+        <w:t>0</w:t>
+      </w:r>
+      <w:r>
+        <w:rPr>
+          <w:rFonts w:ascii="Arial" w:eastAsia="Times New Roman" w:hAnsi="Arial" w:cs="Arial"/>
+          <w:sz w:val="21"/>
+          <w:szCs w:val="21"/>
+        </w:rPr>
+        <w:t xml:space="preserve"> –</w:t>
       </w:r>
       <w:r>
         <w:rPr>
@@ -1980,7 +2065,23 @@
           <w:sz w:val="21"/>
           <w:szCs w:val="21"/>
         </w:rPr>
-        <w:t xml:space="preserve">Successfully contributed to over </w:t>
+        <w:t xml:space="preserve">Successfully </w:t>
+      </w:r>
+      <w:r>
+        <w:rPr>
+          <w:rFonts w:ascii="Arial" w:hAnsi="Arial" w:cs="Arial"/>
+          <w:sz w:val="21"/>
+          <w:szCs w:val="21"/>
+        </w:rPr>
+        <w:t xml:space="preserve">closed </w:t>
+      </w:r>
+      <w:r>
+        <w:rPr>
+          <w:rFonts w:ascii="Arial" w:hAnsi="Arial" w:cs="Arial"/>
+          <w:sz w:val="21"/>
+          <w:szCs w:val="21"/>
+        </w:rPr>
+        <w:t xml:space="preserve">over </w:t>
       </w:r>
       <w:r>
         <w:rPr>
@@ -1998,7 +2099,7 @@
           <w:sz w:val="21"/>
           <w:szCs w:val="21"/>
         </w:rPr>
-        <w:t>5</w:t>
+        <w:t>10</w:t>
       </w:r>
       <w:r>
         <w:rPr>
@@ -2007,7 +2108,25 @@
           <w:sz w:val="21"/>
           <w:szCs w:val="21"/>
         </w:rPr>
-        <w:t>M in closed commercial</w:t>
+        <w:t xml:space="preserve">M in closed </w:t>
+      </w:r>
+      <w:r>
+        <w:rPr>
+          <w:rStyle w:val="Strong"/>
+          <w:rFonts w:ascii="Arial" w:hAnsi="Arial" w:cs="Arial"/>
+          <w:sz w:val="21"/>
+          <w:szCs w:val="21"/>
+        </w:rPr>
+        <w:t xml:space="preserve">B2B </w:t>
+      </w:r>
+      <w:r>
+        <w:rPr>
+          <w:rStyle w:val="Strong"/>
+          <w:rFonts w:ascii="Arial" w:hAnsi="Arial" w:cs="Arial"/>
+          <w:sz w:val="21"/>
+          <w:szCs w:val="21"/>
+        </w:rPr>
+        <w:t>commercial</w:t>
       </w:r>
       <w:r>
         <w:rPr>
@@ -2377,9 +2496,785 @@
         </w:pBdr>
         <w:spacing w:after="0" w:line="240" w:lineRule="auto"/>
         <w:rPr>
+          <w:rFonts w:ascii="Arial" w:hAnsi="Arial" w:cs="Arial"/>
+          <w:b/>
+          <w:sz w:val="21"/>
+          <w:szCs w:val="21"/>
+        </w:rPr>
+      </w:pPr>
+      <w:r>
+        <w:rPr>
           <w:rFonts w:ascii="Arial" w:eastAsia="Times New Roman" w:hAnsi="Arial" w:cs="Arial"/>
           <w:b/>
           <w:smallCaps/>
+          <w:sz w:val="21"/>
+          <w:szCs w:val="21"/>
+        </w:rPr>
+        <w:t>PROJECTS</w:t>
+      </w:r>
+      <w:r>
+        <w:rPr>
+          <w:rFonts w:ascii="Arial" w:eastAsia="Times New Roman" w:hAnsi="Arial" w:cs="Arial"/>
+          <w:b/>
+          <w:smallCaps/>
+          <w:sz w:val="21"/>
+          <w:szCs w:val="21"/>
+        </w:rPr>
+        <w:t xml:space="preserve"> </w:t>
+      </w:r>
+    </w:p>
+    <w:p>
+      <w:pPr>
+        <w:pStyle w:val="Normal1"/>
+        <w:tabs>
+          <w:tab w:val="right" w:pos="10800"/>
+        </w:tabs>
+        <w:spacing w:before="100" w:after="0" w:line="240" w:lineRule="auto"/>
+        <w:rPr>
+          <w:rFonts w:ascii="Arial" w:eastAsia="Times New Roman" w:hAnsi="Arial" w:cs="Arial"/>
+          <w:sz w:val="21"/>
+          <w:szCs w:val="21"/>
+        </w:rPr>
+      </w:pPr>
+      <w:r>
+        <w:rPr>
+          <w:rFonts w:ascii="Arial" w:eastAsia="Times New Roman" w:hAnsi="Arial" w:cs="Arial"/>
+          <w:b/>
+          <w:bCs/>
+          <w:sz w:val="21"/>
+          <w:szCs w:val="21"/>
+        </w:rPr>
+        <w:t>“</w:t>
+      </w:r>
+      <w:r>
+        <w:rPr>
+          <w:rFonts w:ascii="Arial" w:eastAsia="Times New Roman" w:hAnsi="Arial" w:cs="Arial"/>
+          <w:b/>
+          <w:bCs/>
+          <w:sz w:val="21"/>
+          <w:szCs w:val="21"/>
+        </w:rPr>
+        <w:t xml:space="preserve">Catch The Bad </w:t>
+      </w:r>
+      <w:r>
+        <w:rPr>
+          <w:rFonts w:ascii="Arial" w:eastAsia="Times New Roman" w:hAnsi="Arial" w:cs="Arial"/>
+          <w:b/>
+          <w:bCs/>
+          <w:sz w:val="21"/>
+          <w:szCs w:val="21"/>
+        </w:rPr>
+        <w:t>Apples”</w:t>
+      </w:r>
+      <w:r>
+        <w:rPr>
+          <w:rFonts w:ascii="Arial" w:eastAsia="Times New Roman" w:hAnsi="Arial" w:cs="Arial"/>
+          <w:b/>
+          <w:bCs/>
+          <w:sz w:val="21"/>
+          <w:szCs w:val="21"/>
+        </w:rPr>
+        <w:t xml:space="preserve"> </w:t>
+      </w:r>
+      <w:r>
+        <w:rPr>
+          <w:rFonts w:ascii="Arial" w:eastAsia="Times New Roman" w:hAnsi="Arial" w:cs="Arial"/>
+          <w:b/>
+          <w:bCs/>
+          <w:sz w:val="21"/>
+          <w:szCs w:val="21"/>
+        </w:rPr>
+        <w:t>Commercial Loan Vintage Analysis</w:t>
+      </w:r>
+      <w:r>
+        <w:rPr>
+          <w:rFonts w:ascii="Arial" w:eastAsia="Times New Roman" w:hAnsi="Arial" w:cs="Arial"/>
+          <w:sz w:val="21"/>
+          <w:szCs w:val="21"/>
+        </w:rPr>
+        <w:tab/>
+      </w:r>
+    </w:p>
+    <w:p>
+      <w:pPr>
+        <w:ind w:left="720"/>
+        <w:rPr>
+          <w:rFonts w:ascii="Arial" w:hAnsi="Arial" w:cs="Arial"/>
+          <w:sz w:val="21"/>
+          <w:szCs w:val="21"/>
+        </w:rPr>
+      </w:pPr>
+    </w:p>
+    <w:p>
+      <w:pPr>
+        <w:ind w:left="720"/>
+        <w:rPr>
+          <w:rFonts w:ascii="Arial" w:hAnsi="Arial" w:cs="Arial"/>
+          <w:sz w:val="21"/>
+          <w:szCs w:val="21"/>
+        </w:rPr>
+      </w:pPr>
+      <w:r>
+        <w:rPr>
+          <w:rFonts w:ascii="Arial" w:hAnsi="Arial" w:cs="Arial"/>
+          <w:sz w:val="21"/>
+          <w:szCs w:val="21"/>
+        </w:rPr>
+        <w:t xml:space="preserve">Built a commercial loan vintage performance model using Python, Pandas, and Random Forest Regression to identify borrower and portfolio characteristics associated with higher net loss percentages across loan </w:t>
+      </w:r>
+      <w:r>
+        <w:rPr>
+          <w:rFonts w:ascii="Arial" w:hAnsi="Arial" w:cs="Arial"/>
+          <w:sz w:val="21"/>
+          <w:szCs w:val="21"/>
+        </w:rPr>
+        <w:lastRenderedPageBreak/>
+        <w:t xml:space="preserve">origination periods. </w:t>
+      </w:r>
+      <w:r>
+        <w:rPr>
+          <w:rFonts w:ascii="Arial" w:hAnsi="Arial" w:cs="Arial"/>
+          <w:sz w:val="21"/>
+          <w:szCs w:val="21"/>
+        </w:rPr>
+        <w:t>This model can be used to point out</w:t>
+      </w:r>
+      <w:r>
+        <w:rPr>
+          <w:rFonts w:ascii="Arial" w:hAnsi="Arial" w:cs="Arial"/>
+          <w:sz w:val="21"/>
+          <w:szCs w:val="21"/>
+        </w:rPr>
+        <w:t xml:space="preserve"> </w:t>
+      </w:r>
+      <w:r>
+        <w:rPr>
+          <w:rFonts w:ascii="Arial" w:hAnsi="Arial" w:cs="Arial"/>
+          <w:sz w:val="21"/>
+          <w:szCs w:val="21"/>
+        </w:rPr>
+        <w:t>e</w:t>
+      </w:r>
+      <w:r>
+        <w:rPr>
+          <w:rFonts w:ascii="Arial" w:hAnsi="Arial" w:cs="Arial"/>
+          <w:sz w:val="21"/>
+          <w:szCs w:val="21"/>
+        </w:rPr>
+        <w:t>valuated borrower risk signals, revenue deterioration, utilization spikes,</w:t>
+      </w:r>
+      <w:r>
+        <w:rPr>
+          <w:rFonts w:ascii="Arial" w:hAnsi="Arial" w:cs="Arial"/>
+          <w:sz w:val="21"/>
+          <w:szCs w:val="21"/>
+        </w:rPr>
+        <w:t xml:space="preserve"> and </w:t>
+      </w:r>
+      <w:r>
+        <w:rPr>
+          <w:rFonts w:ascii="Arial" w:hAnsi="Arial" w:cs="Arial"/>
+          <w:sz w:val="21"/>
+          <w:szCs w:val="21"/>
+        </w:rPr>
+        <w:t>loan seasoning to explain poor-performing loan batches</w:t>
+      </w:r>
+      <w:r>
+        <w:rPr>
+          <w:rFonts w:ascii="Arial" w:hAnsi="Arial" w:cs="Arial"/>
+          <w:sz w:val="21"/>
+          <w:szCs w:val="21"/>
+        </w:rPr>
+        <w:t>.</w:t>
+      </w:r>
+      <w:r>
+        <w:rPr>
+          <w:rFonts w:ascii="Arial" w:hAnsi="Arial" w:cs="Arial"/>
+          <w:sz w:val="21"/>
+          <w:szCs w:val="21"/>
+        </w:rPr>
+        <w:t xml:space="preserve"> I demonstrated how lenders could use </w:t>
+      </w:r>
+      <w:r>
+        <w:rPr>
+          <w:rFonts w:ascii="Arial" w:hAnsi="Arial" w:cs="Arial"/>
+          <w:sz w:val="21"/>
+          <w:szCs w:val="21"/>
+        </w:rPr>
+        <w:t xml:space="preserve">the </w:t>
+      </w:r>
+      <w:r>
+        <w:rPr>
+          <w:rFonts w:ascii="Arial" w:hAnsi="Arial" w:cs="Arial"/>
+          <w:sz w:val="21"/>
+          <w:szCs w:val="21"/>
+        </w:rPr>
+        <w:t xml:space="preserve">predictive analytics </w:t>
+      </w:r>
+      <w:r>
+        <w:rPr>
+          <w:rFonts w:ascii="Arial" w:hAnsi="Arial" w:cs="Arial"/>
+          <w:sz w:val="21"/>
+          <w:szCs w:val="21"/>
+        </w:rPr>
+        <w:t xml:space="preserve">model </w:t>
+      </w:r>
+      <w:r>
+        <w:rPr>
+          <w:rFonts w:ascii="Arial" w:hAnsi="Arial" w:cs="Arial"/>
+          <w:sz w:val="21"/>
+          <w:szCs w:val="21"/>
+        </w:rPr>
+        <w:t>to detect</w:t>
+      </w:r>
+      <w:r>
+        <w:rPr>
+          <w:rFonts w:ascii="Arial" w:hAnsi="Arial" w:cs="Arial"/>
+          <w:sz w:val="21"/>
+          <w:szCs w:val="21"/>
+        </w:rPr>
+        <w:t xml:space="preserve"> weaknesses in the</w:t>
+      </w:r>
+      <w:r>
+        <w:rPr>
+          <w:rFonts w:ascii="Arial" w:hAnsi="Arial" w:cs="Arial"/>
+          <w:sz w:val="21"/>
+          <w:szCs w:val="21"/>
+        </w:rPr>
+        <w:t>ir</w:t>
+      </w:r>
+      <w:r>
+        <w:rPr>
+          <w:rFonts w:ascii="Arial" w:hAnsi="Arial" w:cs="Arial"/>
+          <w:sz w:val="21"/>
+          <w:szCs w:val="21"/>
+        </w:rPr>
+        <w:t xml:space="preserve"> loan portfolio earlier, reduce underwriting blind spots, improv</w:t>
+      </w:r>
+      <w:r>
+        <w:rPr>
+          <w:rFonts w:ascii="Arial" w:hAnsi="Arial" w:cs="Arial"/>
+          <w:sz w:val="21"/>
+          <w:szCs w:val="21"/>
+        </w:rPr>
+        <w:t>e</w:t>
+      </w:r>
+      <w:r>
+        <w:rPr>
+          <w:rFonts w:ascii="Arial" w:hAnsi="Arial" w:cs="Arial"/>
+          <w:sz w:val="21"/>
+          <w:szCs w:val="21"/>
+        </w:rPr>
+        <w:t xml:space="preserve"> credit monitoring</w:t>
+      </w:r>
+      <w:r>
+        <w:rPr>
+          <w:rFonts w:ascii="Arial" w:hAnsi="Arial" w:cs="Arial"/>
+          <w:sz w:val="21"/>
+          <w:szCs w:val="21"/>
+        </w:rPr>
+        <w:t>,</w:t>
+      </w:r>
+      <w:r>
+        <w:rPr>
+          <w:rFonts w:ascii="Arial" w:hAnsi="Arial" w:cs="Arial"/>
+          <w:sz w:val="21"/>
+          <w:szCs w:val="21"/>
+        </w:rPr>
+        <w:t xml:space="preserve"> and</w:t>
+      </w:r>
+      <w:r>
+        <w:rPr>
+          <w:rFonts w:ascii="Arial" w:hAnsi="Arial" w:cs="Arial"/>
+          <w:sz w:val="21"/>
+          <w:szCs w:val="21"/>
+        </w:rPr>
+        <w:t xml:space="preserve"> significantly</w:t>
+      </w:r>
+      <w:r>
+        <w:rPr>
+          <w:rFonts w:ascii="Arial" w:hAnsi="Arial" w:cs="Arial"/>
+          <w:sz w:val="21"/>
+          <w:szCs w:val="21"/>
+        </w:rPr>
+        <w:t xml:space="preserve"> </w:t>
+      </w:r>
+      <w:r>
+        <w:rPr>
+          <w:rFonts w:ascii="Arial" w:hAnsi="Arial" w:cs="Arial"/>
+          <w:sz w:val="21"/>
+          <w:szCs w:val="21"/>
+        </w:rPr>
+        <w:t>reduce</w:t>
+      </w:r>
+      <w:r>
+        <w:rPr>
+          <w:rFonts w:ascii="Arial" w:hAnsi="Arial" w:cs="Arial"/>
+          <w:sz w:val="21"/>
+          <w:szCs w:val="21"/>
+        </w:rPr>
+        <w:t xml:space="preserve"> overall</w:t>
+      </w:r>
+      <w:r>
+        <w:rPr>
+          <w:rFonts w:ascii="Arial" w:hAnsi="Arial" w:cs="Arial"/>
+          <w:sz w:val="21"/>
+          <w:szCs w:val="21"/>
+        </w:rPr>
+        <w:t xml:space="preserve"> net profit loss</w:t>
+      </w:r>
+      <w:r>
+        <w:rPr>
+          <w:rFonts w:ascii="Arial" w:hAnsi="Arial" w:cs="Arial"/>
+          <w:sz w:val="21"/>
+          <w:szCs w:val="21"/>
+        </w:rPr>
+        <w:t>.</w:t>
+      </w:r>
+    </w:p>
+    <w:p>
+      <w:pPr>
+        <w:pStyle w:val="Heading2"/>
+        <w:spacing w:line="240" w:lineRule="auto"/>
+        <w:rPr>
+          <w:rFonts w:ascii="Arial" w:hAnsi="Arial" w:cs="Arial"/>
+          <w:b w:val="0"/>
+          <w:bCs/>
+          <w:sz w:val="21"/>
+          <w:szCs w:val="21"/>
+        </w:rPr>
+      </w:pPr>
+      <w:r>
+        <w:rPr>
+          <w:rStyle w:val="Strong"/>
+          <w:rFonts w:ascii="Arial" w:hAnsi="Arial" w:cs="Arial"/>
+          <w:b/>
+          <w:bCs w:val="0"/>
+          <w:sz w:val="21"/>
+          <w:szCs w:val="21"/>
+        </w:rPr>
+        <w:t>“Who’s Really Serious?” Borrower Dropout Risk Prediction</w:t>
+      </w:r>
+    </w:p>
+    <w:p>
+      <w:pPr>
+        <w:pStyle w:val="Heading2"/>
+        <w:spacing w:line="240" w:lineRule="auto"/>
+        <w:ind w:left="720"/>
+        <w:rPr>
+          <w:rFonts w:ascii="Arial" w:hAnsi="Arial" w:cs="Arial"/>
+          <w:b w:val="0"/>
+          <w:bCs/>
+          <w:sz w:val="21"/>
+          <w:szCs w:val="21"/>
+        </w:rPr>
+      </w:pPr>
+    </w:p>
+    <w:p>
+      <w:pPr>
+        <w:pStyle w:val="Heading2"/>
+        <w:spacing w:line="240" w:lineRule="auto"/>
+        <w:ind w:left="720"/>
+        <w:rPr>
+          <w:rFonts w:ascii="Arial" w:hAnsi="Arial" w:cs="Arial"/>
+          <w:color w:val="auto"/>
+          <w:sz w:val="21"/>
+          <w:szCs w:val="21"/>
+        </w:rPr>
+      </w:pPr>
+      <w:r>
+        <w:rPr>
+          <w:rFonts w:ascii="Arial" w:hAnsi="Arial" w:cs="Arial"/>
+          <w:b w:val="0"/>
+          <w:bCs/>
+          <w:sz w:val="21"/>
+          <w:szCs w:val="21"/>
+        </w:rPr>
+        <w:t xml:space="preserve">Built a Random Forest Classification model to score borrower dropout risk for Noble Equity Solutions. The model used cleaned borrower application data and payment outcomes to separate serious applicants from weak leads, giving the business a practical way to rank prospects by </w:t>
+      </w:r>
+      <w:r>
+        <w:rPr>
+          <w:rFonts w:ascii="Arial" w:hAnsi="Arial" w:cs="Arial"/>
+          <w:b w:val="0"/>
+          <w:bCs/>
+          <w:sz w:val="21"/>
+          <w:szCs w:val="21"/>
+        </w:rPr>
+        <w:t>the likelihood of application payment</w:t>
+      </w:r>
+      <w:r>
+        <w:rPr>
+          <w:rFonts w:ascii="Arial" w:hAnsi="Arial" w:cs="Arial"/>
+          <w:b w:val="0"/>
+          <w:bCs/>
+          <w:sz w:val="21"/>
+          <w:szCs w:val="21"/>
+        </w:rPr>
+        <w:t>.</w:t>
+      </w:r>
+    </w:p>
+    <w:p>
+      <w:pPr>
+        <w:pStyle w:val="Normal1"/>
+        <w:tabs>
+          <w:tab w:val="right" w:pos="10800"/>
+        </w:tabs>
+        <w:spacing w:before="100" w:after="0" w:line="240" w:lineRule="auto"/>
+        <w:rPr>
+          <w:rFonts w:ascii="Arial" w:eastAsia="Times New Roman" w:hAnsi="Arial" w:cs="Arial"/>
+          <w:sz w:val="21"/>
+          <w:szCs w:val="21"/>
+        </w:rPr>
+      </w:pPr>
+      <w:r>
+        <w:rPr>
+          <w:rFonts w:ascii="Arial" w:eastAsia="Times New Roman" w:hAnsi="Arial" w:cs="Arial"/>
+          <w:b/>
+          <w:bCs/>
+          <w:sz w:val="21"/>
+          <w:szCs w:val="21"/>
+        </w:rPr>
+        <w:t>"You Are What You Eat" Customer Segmentation</w:t>
+      </w:r>
+      <w:r>
+        <w:rPr>
+          <w:rFonts w:ascii="Arial" w:eastAsia="Times New Roman" w:hAnsi="Arial" w:cs="Arial"/>
+          <w:sz w:val="21"/>
+          <w:szCs w:val="21"/>
+        </w:rPr>
+        <w:tab/>
+      </w:r>
+    </w:p>
+    <w:p>
+      <w:pPr>
+        <w:ind w:left="720"/>
+        <w:rPr>
+          <w:rFonts w:ascii="Arial" w:hAnsi="Arial" w:cs="Arial"/>
+          <w:sz w:val="21"/>
+          <w:szCs w:val="21"/>
+        </w:rPr>
+      </w:pPr>
+    </w:p>
+    <w:p>
+      <w:pPr>
+        <w:pStyle w:val="Normal1"/>
+        <w:tabs>
+          <w:tab w:val="right" w:pos="10800"/>
+        </w:tabs>
+        <w:spacing w:after="0" w:line="240" w:lineRule="auto"/>
+        <w:ind w:left="720"/>
+        <w:rPr>
+          <w:rFonts w:ascii="Arial" w:hAnsi="Arial" w:cs="Arial"/>
+          <w:sz w:val="21"/>
+          <w:szCs w:val="21"/>
+        </w:rPr>
+      </w:pPr>
+      <w:r>
+        <w:rPr>
+          <w:rFonts w:ascii="Arial" w:hAnsi="Arial" w:cs="Arial"/>
+          <w:sz w:val="21"/>
+          <w:szCs w:val="21"/>
+        </w:rPr>
+        <w:t xml:space="preserve">Used </w:t>
+      </w:r>
+      <w:r>
+        <w:rPr>
+          <w:rFonts w:ascii="Arial" w:hAnsi="Arial" w:cs="Arial"/>
+          <w:b/>
+          <w:bCs/>
+          <w:sz w:val="21"/>
+          <w:szCs w:val="21"/>
+        </w:rPr>
+        <w:t>k-means clustering</w:t>
+      </w:r>
+      <w:r>
+        <w:rPr>
+          <w:rFonts w:ascii="Arial" w:hAnsi="Arial" w:cs="Arial"/>
+          <w:sz w:val="21"/>
+          <w:szCs w:val="21"/>
+        </w:rPr>
+        <w:t xml:space="preserve"> </w:t>
+      </w:r>
+      <w:r>
+        <w:rPr>
+          <w:rFonts w:ascii="Arial" w:hAnsi="Arial" w:cs="Arial"/>
+          <w:sz w:val="21"/>
+          <w:szCs w:val="21"/>
+        </w:rPr>
+        <w:t xml:space="preserve">on grocery transaction data to split out customers into distinct "shopper types". These could be used to better understand customers over time and to more accurately target them with relevant content &amp; promotions, </w:t>
+      </w:r>
+      <w:r>
+        <w:rPr>
+          <w:rFonts w:ascii="Arial" w:hAnsi="Arial" w:cs="Arial"/>
+          <w:sz w:val="21"/>
+          <w:szCs w:val="21"/>
+        </w:rPr>
+        <w:t xml:space="preserve">potentially </w:t>
+      </w:r>
+      <w:r>
+        <w:rPr>
+          <w:rFonts w:ascii="Arial" w:hAnsi="Arial" w:cs="Arial"/>
+          <w:sz w:val="21"/>
+          <w:szCs w:val="21"/>
+        </w:rPr>
+        <w:t xml:space="preserve">saving over 30% in marketing costs monthly </w:t>
+      </w:r>
+      <w:r>
+        <w:rPr>
+          <w:rFonts w:ascii="Arial" w:hAnsi="Arial" w:cs="Arial"/>
+          <w:sz w:val="21"/>
+          <w:szCs w:val="21"/>
+        </w:rPr>
+        <w:t>and</w:t>
+      </w:r>
+      <w:r>
+        <w:rPr>
+          <w:rFonts w:ascii="Arial" w:hAnsi="Arial" w:cs="Arial"/>
+          <w:sz w:val="21"/>
+          <w:szCs w:val="21"/>
+        </w:rPr>
+        <w:t xml:space="preserve"> reducing churn</w:t>
+      </w:r>
+      <w:r>
+        <w:rPr>
+          <w:rFonts w:ascii="Arial" w:hAnsi="Arial" w:cs="Arial"/>
+          <w:sz w:val="21"/>
+          <w:szCs w:val="21"/>
+        </w:rPr>
+        <w:t xml:space="preserve"> rate</w:t>
+      </w:r>
+      <w:r>
+        <w:rPr>
+          <w:rFonts w:ascii="Arial" w:hAnsi="Arial" w:cs="Arial"/>
+          <w:sz w:val="21"/>
+          <w:szCs w:val="21"/>
+        </w:rPr>
+        <w:t>.</w:t>
+      </w:r>
+    </w:p>
+    <w:p>
+      <w:pPr>
+        <w:pStyle w:val="Normal1"/>
+        <w:tabs>
+          <w:tab w:val="right" w:pos="10800"/>
+        </w:tabs>
+        <w:spacing w:before="100" w:after="0" w:line="240" w:lineRule="auto"/>
+        <w:rPr>
+          <w:rFonts w:ascii="Arial" w:hAnsi="Arial" w:cs="Arial"/>
+          <w:b/>
+          <w:bCs/>
+          <w:sz w:val="21"/>
+          <w:szCs w:val="21"/>
+        </w:rPr>
+      </w:pPr>
+      <w:bookmarkStart w:id="0" w:name="OLE_LINK1"/>
+      <w:r>
+        <w:rPr>
+          <w:rFonts w:ascii="Arial" w:hAnsi="Arial" w:cs="Arial"/>
+          <w:b/>
+          <w:bCs/>
+          <w:sz w:val="21"/>
+          <w:szCs w:val="21"/>
+        </w:rPr>
+        <w:t>“Deal Desk AI”</w:t>
+      </w:r>
+      <w:r>
+        <w:rPr>
+          <w:rFonts w:ascii="Arial" w:hAnsi="Arial" w:cs="Arial"/>
+          <w:sz w:val="21"/>
+          <w:szCs w:val="21"/>
+        </w:rPr>
+        <w:t xml:space="preserve"> </w:t>
+      </w:r>
+      <w:proofErr w:type="spellStart"/>
+      <w:r>
+        <w:rPr>
+          <w:rFonts w:ascii="Arial" w:hAnsi="Arial" w:cs="Arial"/>
+          <w:b/>
+          <w:bCs/>
+          <w:sz w:val="21"/>
+          <w:szCs w:val="21"/>
+        </w:rPr>
+        <w:t>LangChain</w:t>
+      </w:r>
+      <w:proofErr w:type="spellEnd"/>
+      <w:r>
+        <w:rPr>
+          <w:rFonts w:ascii="Arial" w:hAnsi="Arial" w:cs="Arial"/>
+          <w:b/>
+          <w:bCs/>
+          <w:sz w:val="21"/>
+          <w:szCs w:val="21"/>
+        </w:rPr>
+        <w:t xml:space="preserve"> RAG Model for Businesses </w:t>
+      </w:r>
+    </w:p>
+    <w:bookmarkEnd w:id="0"/>
+    <w:p>
+      <w:pPr>
+        <w:pStyle w:val="Normal1"/>
+        <w:tabs>
+          <w:tab w:val="right" w:pos="10800"/>
+        </w:tabs>
+        <w:spacing w:before="100" w:after="0" w:line="240" w:lineRule="auto"/>
+        <w:ind w:left="720"/>
+        <w:rPr>
+          <w:rFonts w:ascii="Arial" w:eastAsia="Times New Roman" w:hAnsi="Arial" w:cs="Arial"/>
+          <w:b/>
+          <w:bCs/>
+          <w:sz w:val="21"/>
+          <w:szCs w:val="21"/>
+        </w:rPr>
+      </w:pPr>
+      <w:r>
+        <w:rPr>
+          <w:rFonts w:ascii="Arial" w:hAnsi="Arial" w:cs="Arial"/>
+          <w:b/>
+          <w:bCs/>
+          <w:sz w:val="21"/>
+          <w:szCs w:val="21"/>
+        </w:rPr>
+        <w:t>Implemented</w:t>
+      </w:r>
+      <w:r>
+        <w:rPr>
+          <w:rFonts w:ascii="Arial" w:hAnsi="Arial" w:cs="Arial"/>
+          <w:sz w:val="21"/>
+          <w:szCs w:val="21"/>
+        </w:rPr>
+        <w:t xml:space="preserve"> an intelligent database agent using a </w:t>
+      </w:r>
+      <w:proofErr w:type="spellStart"/>
+      <w:r>
+        <w:rPr>
+          <w:rFonts w:ascii="Arial" w:hAnsi="Arial" w:cs="Arial"/>
+          <w:sz w:val="21"/>
+          <w:szCs w:val="21"/>
+        </w:rPr>
+        <w:t>LangChain</w:t>
+      </w:r>
+      <w:proofErr w:type="spellEnd"/>
+      <w:r>
+        <w:rPr>
+          <w:rFonts w:ascii="Arial" w:hAnsi="Arial" w:cs="Arial"/>
+          <w:sz w:val="21"/>
+          <w:szCs w:val="21"/>
+        </w:rPr>
+        <w:t xml:space="preserve"> template and OpenAI to democratize data access. </w:t>
+      </w:r>
+      <w:r>
+        <w:rPr>
+          <w:rFonts w:ascii="Arial" w:hAnsi="Arial" w:cs="Arial"/>
+          <w:b/>
+          <w:bCs/>
+          <w:sz w:val="21"/>
+          <w:szCs w:val="21"/>
+        </w:rPr>
+        <w:t>Configured</w:t>
+      </w:r>
+      <w:r>
+        <w:rPr>
+          <w:rFonts w:ascii="Arial" w:hAnsi="Arial" w:cs="Arial"/>
+          <w:sz w:val="21"/>
+          <w:szCs w:val="21"/>
+        </w:rPr>
+        <w:t xml:space="preserve"> the system to translate natural language inquiries into executable SQL queries against a </w:t>
+      </w:r>
+      <w:r>
+        <w:rPr>
+          <w:rFonts w:ascii="Arial" w:hAnsi="Arial" w:cs="Arial"/>
+          <w:sz w:val="21"/>
+          <w:szCs w:val="21"/>
+        </w:rPr>
+        <w:t>relational</w:t>
+      </w:r>
+      <w:r>
+        <w:rPr>
+          <w:rFonts w:ascii="Arial" w:hAnsi="Arial" w:cs="Arial"/>
+          <w:sz w:val="21"/>
+          <w:szCs w:val="21"/>
+        </w:rPr>
+        <w:t xml:space="preserve"> database. </w:t>
+      </w:r>
+      <w:r>
+        <w:rPr>
+          <w:rFonts w:ascii="Arial" w:hAnsi="Arial" w:cs="Arial"/>
+          <w:b/>
+          <w:bCs/>
+          <w:sz w:val="21"/>
+          <w:szCs w:val="21"/>
+        </w:rPr>
+        <w:t>Demonstrated</w:t>
+      </w:r>
+      <w:r>
+        <w:rPr>
+          <w:rFonts w:ascii="Arial" w:hAnsi="Arial" w:cs="Arial"/>
+          <w:sz w:val="21"/>
+          <w:szCs w:val="21"/>
+        </w:rPr>
+        <w:t xml:space="preserve"> how this AI infrastructure allows business leaders to bypass manual query writing, extracting actionable insights regarding demographic trends directly from raw relational data</w:t>
+      </w:r>
+      <w:r>
+        <w:rPr>
+          <w:rFonts w:ascii="Arial" w:hAnsi="Arial" w:cs="Arial"/>
+          <w:sz w:val="21"/>
+          <w:szCs w:val="21"/>
+        </w:rPr>
+        <w:t xml:space="preserve"> while</w:t>
+      </w:r>
+      <w:r>
+        <w:rPr>
+          <w:rFonts w:ascii="Arial" w:hAnsi="Arial" w:cs="Arial"/>
+          <w:sz w:val="21"/>
+          <w:szCs w:val="21"/>
+        </w:rPr>
+        <w:t xml:space="preserve"> minimizing</w:t>
+      </w:r>
+      <w:r>
+        <w:rPr>
+          <w:rFonts w:ascii="Arial" w:hAnsi="Arial" w:cs="Arial"/>
+          <w:sz w:val="21"/>
+          <w:szCs w:val="21"/>
+        </w:rPr>
+        <w:t xml:space="preserve"> costly</w:t>
+      </w:r>
+      <w:r>
+        <w:rPr>
+          <w:rFonts w:ascii="Arial" w:hAnsi="Arial" w:cs="Arial"/>
+          <w:sz w:val="21"/>
+          <w:szCs w:val="21"/>
+        </w:rPr>
+        <w:t xml:space="preserve"> AI hallucinations </w:t>
+      </w:r>
+      <w:r>
+        <w:rPr>
+          <w:rFonts w:ascii="Arial" w:hAnsi="Arial" w:cs="Arial"/>
+          <w:sz w:val="21"/>
+          <w:szCs w:val="21"/>
+        </w:rPr>
+        <w:t>significantly</w:t>
+      </w:r>
+      <w:r>
+        <w:rPr>
+          <w:rFonts w:ascii="Arial" w:hAnsi="Arial" w:cs="Arial"/>
+          <w:sz w:val="21"/>
+          <w:szCs w:val="21"/>
+        </w:rPr>
+        <w:t>.</w:t>
+      </w:r>
+    </w:p>
+    <w:p>
+      <w:pPr>
+        <w:pStyle w:val="Normal1"/>
+        <w:tabs>
+          <w:tab w:val="right" w:pos="10800"/>
+        </w:tabs>
+        <w:spacing w:before="100" w:after="0" w:line="240" w:lineRule="auto"/>
+        <w:ind w:left="720"/>
+        <w:rPr>
+          <w:rFonts w:ascii="Arial" w:eastAsia="Times New Roman" w:hAnsi="Arial" w:cs="Arial"/>
+          <w:b/>
+          <w:bCs/>
           <w:sz w:val="21"/>
           <w:szCs w:val="21"/>
         </w:rPr>
@@ -2393,9 +3288,491 @@
         </w:pBdr>
         <w:spacing w:after="0" w:line="240" w:lineRule="auto"/>
         <w:rPr>
-          <w:rFonts w:ascii="Arial" w:eastAsia="Times New Roman" w:hAnsi="Arial" w:cs="Arial"/>
+          <w:rFonts w:ascii="Arial" w:hAnsi="Arial" w:cs="Arial"/>
           <w:b/>
-          <w:smallCaps/>
+          <w:sz w:val="21"/>
+          <w:szCs w:val="21"/>
+        </w:rPr>
+      </w:pPr>
+      <w:r>
+        <w:rPr>
+          <w:rFonts w:ascii="Arial" w:hAnsi="Arial" w:cs="Arial"/>
+          <w:b/>
+          <w:sz w:val="21"/>
+          <w:szCs w:val="21"/>
+        </w:rPr>
+        <w:t>EDUCATION</w:t>
+      </w:r>
+    </w:p>
+    <w:p>
+      <w:pPr>
+        <w:pStyle w:val="Normal1"/>
+        <w:tabs>
+          <w:tab w:val="right" w:pos="10800"/>
+        </w:tabs>
+        <w:spacing w:before="100" w:after="0" w:line="240" w:lineRule="auto"/>
+        <w:rPr>
+          <w:rFonts w:ascii="Arial" w:hAnsi="Arial" w:cs="Arial"/>
+          <w:sz w:val="21"/>
+          <w:szCs w:val="21"/>
+        </w:rPr>
+      </w:pPr>
+      <w:r>
+        <w:rPr>
+          <w:rFonts w:ascii="Arial" w:eastAsia="Times New Roman" w:hAnsi="Arial" w:cs="Arial"/>
+          <w:b/>
+          <w:sz w:val="21"/>
+          <w:szCs w:val="21"/>
+        </w:rPr>
+        <w:t>BS</w:t>
+      </w:r>
+      <w:r>
+        <w:rPr>
+          <w:rFonts w:ascii="Arial" w:eastAsia="Times New Roman" w:hAnsi="Arial" w:cs="Arial"/>
+          <w:b/>
+          <w:sz w:val="21"/>
+          <w:szCs w:val="21"/>
+        </w:rPr>
+        <w:t>C</w:t>
+      </w:r>
+      <w:r>
+        <w:rPr>
+          <w:rFonts w:ascii="Arial" w:eastAsia="Times New Roman" w:hAnsi="Arial" w:cs="Arial"/>
+          <w:b/>
+          <w:sz w:val="21"/>
+          <w:szCs w:val="21"/>
+        </w:rPr>
+        <w:t xml:space="preserve"> (</w:t>
+      </w:r>
+      <w:r>
+        <w:rPr>
+          <w:rFonts w:ascii="Arial" w:eastAsia="Times New Roman" w:hAnsi="Arial" w:cs="Arial"/>
+          <w:b/>
+          <w:sz w:val="21"/>
+          <w:szCs w:val="21"/>
+        </w:rPr>
+        <w:t xml:space="preserve">Business Management </w:t>
+      </w:r>
+      <w:r>
+        <w:rPr>
+          <w:rFonts w:ascii="Arial" w:eastAsia="Times New Roman" w:hAnsi="Arial" w:cs="Arial"/>
+          <w:b/>
+          <w:sz w:val="21"/>
+          <w:szCs w:val="21"/>
+        </w:rPr>
+        <w:t>/</w:t>
+      </w:r>
+      <w:r>
+        <w:rPr>
+          <w:rFonts w:ascii="Arial" w:eastAsia="Times New Roman" w:hAnsi="Arial" w:cs="Arial"/>
+          <w:b/>
+          <w:sz w:val="21"/>
+          <w:szCs w:val="21"/>
+        </w:rPr>
+        <w:t xml:space="preserve"> </w:t>
+      </w:r>
+      <w:r>
+        <w:rPr>
+          <w:rFonts w:ascii="Arial" w:eastAsia="Times New Roman" w:hAnsi="Arial" w:cs="Arial"/>
+          <w:b/>
+          <w:sz w:val="21"/>
+          <w:szCs w:val="21"/>
+        </w:rPr>
+        <w:t>Health Science</w:t>
+      </w:r>
+      <w:r>
+        <w:rPr>
+          <w:rFonts w:ascii="Arial" w:eastAsia="Times New Roman" w:hAnsi="Arial" w:cs="Arial"/>
+          <w:b/>
+          <w:sz w:val="21"/>
+          <w:szCs w:val="21"/>
+        </w:rPr>
+        <w:t>)</w:t>
+      </w:r>
+      <w:r>
+        <w:rPr>
+          <w:rFonts w:ascii="Arial" w:eastAsia="Times New Roman" w:hAnsi="Arial" w:cs="Arial"/>
+          <w:b/>
+          <w:sz w:val="21"/>
+          <w:szCs w:val="21"/>
+        </w:rPr>
+        <w:tab/>
+      </w:r>
+      <w:r>
+        <w:rPr>
+          <w:rFonts w:ascii="Arial" w:eastAsia="Times New Roman" w:hAnsi="Arial" w:cs="Arial"/>
+          <w:sz w:val="21"/>
+          <w:szCs w:val="21"/>
+        </w:rPr>
+        <w:t>2</w:t>
+      </w:r>
+      <w:r>
+        <w:rPr>
+          <w:rFonts w:ascii="Arial" w:eastAsia="Times New Roman" w:hAnsi="Arial" w:cs="Arial"/>
+          <w:sz w:val="21"/>
+          <w:szCs w:val="21"/>
+        </w:rPr>
+        <w:t>016</w:t>
+      </w:r>
+      <w:r>
+        <w:rPr>
+          <w:rFonts w:ascii="Arial" w:eastAsia="Times New Roman" w:hAnsi="Arial" w:cs="Arial"/>
+          <w:sz w:val="21"/>
+          <w:szCs w:val="21"/>
+        </w:rPr>
+        <w:t xml:space="preserve"> - 20</w:t>
+      </w:r>
+      <w:r>
+        <w:rPr>
+          <w:rFonts w:ascii="Arial" w:eastAsia="Times New Roman" w:hAnsi="Arial" w:cs="Arial"/>
+          <w:sz w:val="21"/>
+          <w:szCs w:val="21"/>
+        </w:rPr>
+        <w:t>20</w:t>
+      </w:r>
+    </w:p>
+    <w:p>
+      <w:pPr>
+        <w:pStyle w:val="Normal1"/>
+        <w:tabs>
+          <w:tab w:val="right" w:pos="10800"/>
+        </w:tabs>
+        <w:spacing w:after="0" w:line="240" w:lineRule="auto"/>
+        <w:rPr>
+          <w:rFonts w:ascii="Arial" w:eastAsia="Times New Roman" w:hAnsi="Arial" w:cs="Arial"/>
+          <w:b/>
+          <w:sz w:val="21"/>
+          <w:szCs w:val="21"/>
+          <w:lang w:val="de-DE"/>
+        </w:rPr>
+      </w:pPr>
+      <w:proofErr w:type="spellStart"/>
+      <w:r>
+        <w:rPr>
+          <w:rFonts w:ascii="Arial" w:eastAsia="Times New Roman" w:hAnsi="Arial" w:cs="Arial"/>
+          <w:i/>
+          <w:sz w:val="21"/>
+          <w:szCs w:val="21"/>
+          <w:lang w:val="de-DE"/>
+        </w:rPr>
+        <w:t>Stony</w:t>
+      </w:r>
+      <w:proofErr w:type="spellEnd"/>
+      <w:r>
+        <w:rPr>
+          <w:rFonts w:ascii="Arial" w:eastAsia="Times New Roman" w:hAnsi="Arial" w:cs="Arial"/>
+          <w:i/>
+          <w:sz w:val="21"/>
+          <w:szCs w:val="21"/>
+          <w:lang w:val="de-DE"/>
+        </w:rPr>
+        <w:t xml:space="preserve"> Brook</w:t>
+      </w:r>
+      <w:r>
+        <w:rPr>
+          <w:rFonts w:ascii="Arial" w:eastAsia="Times New Roman" w:hAnsi="Arial" w:cs="Arial"/>
+          <w:i/>
+          <w:sz w:val="21"/>
+          <w:szCs w:val="21"/>
+          <w:lang w:val="de-DE"/>
+        </w:rPr>
+        <w:t xml:space="preserve"> University</w:t>
+      </w:r>
+      <w:r>
+        <w:rPr>
+          <w:rFonts w:ascii="Arial" w:eastAsia="Times New Roman" w:hAnsi="Arial" w:cs="Arial"/>
+          <w:i/>
+          <w:sz w:val="21"/>
+          <w:szCs w:val="21"/>
+          <w:lang w:val="de-DE"/>
+        </w:rPr>
+        <w:t>,</w:t>
+      </w:r>
+      <w:r>
+        <w:rPr>
+          <w:rFonts w:ascii="Arial" w:eastAsia="Times New Roman" w:hAnsi="Arial" w:cs="Arial"/>
+          <w:i/>
+          <w:iCs/>
+          <w:sz w:val="21"/>
+          <w:szCs w:val="21"/>
+        </w:rPr>
+        <w:t xml:space="preserve"> </w:t>
+      </w:r>
+      <w:r>
+        <w:rPr>
+          <w:rFonts w:ascii="Arial" w:eastAsia="Times New Roman" w:hAnsi="Arial" w:cs="Arial"/>
+          <w:i/>
+          <w:iCs/>
+          <w:sz w:val="21"/>
+          <w:szCs w:val="21"/>
+        </w:rPr>
+        <w:t>US</w:t>
+      </w:r>
+      <w:r>
+        <w:rPr>
+          <w:rFonts w:ascii="Arial" w:eastAsia="Times New Roman" w:hAnsi="Arial" w:cs="Arial"/>
+          <w:b/>
+          <w:sz w:val="21"/>
+          <w:szCs w:val="21"/>
+          <w:lang w:val="de-DE"/>
+        </w:rPr>
+        <w:tab/>
+      </w:r>
+    </w:p>
+    <w:p>
+      <w:pPr>
+        <w:numPr>
+          <w:ilvl w:val="0"/>
+          <w:numId w:val="7"/>
+        </w:numPr>
+        <w:rPr>
+          <w:rFonts w:ascii="Arial" w:hAnsi="Arial" w:cs="Arial"/>
+          <w:sz w:val="21"/>
+          <w:szCs w:val="21"/>
+        </w:rPr>
+      </w:pPr>
+      <w:r>
+        <w:rPr>
+          <w:rFonts w:ascii="Arial" w:hAnsi="Arial" w:cs="Arial"/>
+          <w:sz w:val="21"/>
+          <w:szCs w:val="21"/>
+        </w:rPr>
+        <w:t xml:space="preserve">Completed </w:t>
+      </w:r>
+      <w:r>
+        <w:rPr>
+          <w:rFonts w:ascii="Arial" w:hAnsi="Arial" w:cs="Arial"/>
+          <w:sz w:val="21"/>
+          <w:szCs w:val="21"/>
+        </w:rPr>
+        <w:t xml:space="preserve">a </w:t>
+      </w:r>
+      <w:r>
+        <w:rPr>
+          <w:rFonts w:ascii="Arial" w:hAnsi="Arial" w:cs="Arial"/>
+          <w:sz w:val="21"/>
+          <w:szCs w:val="21"/>
+        </w:rPr>
+        <w:t xml:space="preserve">conjoint </w:t>
+      </w:r>
+      <w:r>
+        <w:rPr>
+          <w:rFonts w:ascii="Arial" w:hAnsi="Arial" w:cs="Arial"/>
+          <w:sz w:val="21"/>
+          <w:szCs w:val="21"/>
+        </w:rPr>
+        <w:t xml:space="preserve">business </w:t>
+      </w:r>
+      <w:r>
+        <w:rPr>
+          <w:rFonts w:ascii="Arial" w:hAnsi="Arial" w:cs="Arial"/>
+          <w:sz w:val="21"/>
+          <w:szCs w:val="21"/>
+        </w:rPr>
+        <w:t>management &amp;</w:t>
+      </w:r>
+      <w:r>
+        <w:rPr>
+          <w:rFonts w:ascii="Arial" w:hAnsi="Arial" w:cs="Arial"/>
+          <w:sz w:val="21"/>
+          <w:szCs w:val="21"/>
+        </w:rPr>
+        <w:t xml:space="preserve"> </w:t>
+      </w:r>
+      <w:r>
+        <w:rPr>
+          <w:rFonts w:ascii="Arial" w:hAnsi="Arial" w:cs="Arial"/>
+          <w:sz w:val="21"/>
+          <w:szCs w:val="21"/>
+        </w:rPr>
+        <w:t>s</w:t>
+      </w:r>
+      <w:r>
+        <w:rPr>
+          <w:rFonts w:ascii="Arial" w:hAnsi="Arial" w:cs="Arial"/>
+          <w:sz w:val="21"/>
+          <w:szCs w:val="21"/>
+        </w:rPr>
+        <w:t xml:space="preserve">cience degree </w:t>
+      </w:r>
+      <w:r>
+        <w:rPr>
+          <w:rFonts w:ascii="Arial" w:hAnsi="Arial" w:cs="Arial"/>
+          <w:sz w:val="21"/>
+          <w:szCs w:val="21"/>
+        </w:rPr>
+        <w:t xml:space="preserve">specializing </w:t>
+      </w:r>
+      <w:r>
+        <w:rPr>
+          <w:rFonts w:ascii="Arial" w:hAnsi="Arial" w:cs="Arial"/>
+          <w:sz w:val="21"/>
+          <w:szCs w:val="21"/>
+        </w:rPr>
+        <w:t xml:space="preserve">in </w:t>
+      </w:r>
+      <w:r>
+        <w:rPr>
+          <w:rFonts w:ascii="Arial" w:hAnsi="Arial" w:cs="Arial"/>
+          <w:sz w:val="21"/>
+          <w:szCs w:val="21"/>
+        </w:rPr>
+        <w:t>b</w:t>
+      </w:r>
+      <w:r>
+        <w:rPr>
+          <w:rFonts w:ascii="Arial" w:hAnsi="Arial" w:cs="Arial"/>
+          <w:sz w:val="21"/>
+          <w:szCs w:val="21"/>
+        </w:rPr>
+        <w:t xml:space="preserve">usiness </w:t>
+      </w:r>
+      <w:r>
+        <w:rPr>
+          <w:rFonts w:ascii="Arial" w:hAnsi="Arial" w:cs="Arial"/>
+          <w:sz w:val="21"/>
+          <w:szCs w:val="21"/>
+        </w:rPr>
+        <w:t>management</w:t>
+      </w:r>
+      <w:r>
+        <w:rPr>
+          <w:rFonts w:ascii="Arial" w:hAnsi="Arial" w:cs="Arial"/>
+          <w:sz w:val="21"/>
+          <w:szCs w:val="21"/>
+        </w:rPr>
+        <w:t>,</w:t>
+      </w:r>
+      <w:r>
+        <w:rPr>
+          <w:rFonts w:ascii="Arial" w:hAnsi="Arial" w:cs="Arial"/>
+          <w:sz w:val="21"/>
+          <w:szCs w:val="21"/>
+        </w:rPr>
+        <w:t xml:space="preserve"> </w:t>
+      </w:r>
+      <w:r>
+        <w:rPr>
+          <w:rFonts w:ascii="Arial" w:hAnsi="Arial" w:cs="Arial"/>
+          <w:sz w:val="21"/>
+          <w:szCs w:val="21"/>
+        </w:rPr>
+        <w:t xml:space="preserve">health </w:t>
+      </w:r>
+      <w:r>
+        <w:rPr>
+          <w:rFonts w:ascii="Arial" w:hAnsi="Arial" w:cs="Arial"/>
+          <w:sz w:val="21"/>
+          <w:szCs w:val="21"/>
+        </w:rPr>
+        <w:t>s</w:t>
+      </w:r>
+      <w:r>
+        <w:rPr>
+          <w:rFonts w:ascii="Arial" w:hAnsi="Arial" w:cs="Arial"/>
+          <w:sz w:val="21"/>
+          <w:szCs w:val="21"/>
+        </w:rPr>
+        <w:t>cience, c</w:t>
+      </w:r>
+      <w:r>
+        <w:rPr>
+          <w:rFonts w:ascii="Arial" w:hAnsi="Arial" w:cs="Arial"/>
+          <w:sz w:val="21"/>
+          <w:szCs w:val="21"/>
+        </w:rPr>
+        <w:t>alculus</w:t>
+      </w:r>
+      <w:r>
+        <w:rPr>
+          <w:rFonts w:ascii="Arial" w:hAnsi="Arial" w:cs="Arial"/>
+          <w:sz w:val="21"/>
+          <w:szCs w:val="21"/>
+        </w:rPr>
+        <w:t>,</w:t>
+      </w:r>
+      <w:r>
+        <w:rPr>
+          <w:rFonts w:ascii="Arial" w:hAnsi="Arial" w:cs="Arial"/>
+          <w:sz w:val="21"/>
+          <w:szCs w:val="21"/>
+        </w:rPr>
+        <w:t xml:space="preserve"> </w:t>
+      </w:r>
+      <w:r>
+        <w:rPr>
+          <w:rFonts w:ascii="Arial" w:hAnsi="Arial" w:cs="Arial"/>
+          <w:sz w:val="21"/>
+          <w:szCs w:val="21"/>
+        </w:rPr>
+        <w:t>s</w:t>
+      </w:r>
+      <w:r>
+        <w:rPr>
+          <w:rFonts w:ascii="Arial" w:hAnsi="Arial" w:cs="Arial"/>
+          <w:sz w:val="21"/>
+          <w:szCs w:val="21"/>
+        </w:rPr>
+        <w:t>tatistics</w:t>
+      </w:r>
+      <w:r>
+        <w:rPr>
+          <w:rFonts w:ascii="Arial" w:hAnsi="Arial" w:cs="Arial"/>
+          <w:sz w:val="21"/>
+          <w:szCs w:val="21"/>
+        </w:rPr>
+        <w:t>,</w:t>
+      </w:r>
+      <w:r>
+        <w:rPr>
+          <w:rFonts w:ascii="Arial" w:hAnsi="Arial" w:cs="Arial"/>
+          <w:sz w:val="21"/>
+          <w:szCs w:val="21"/>
+        </w:rPr>
+        <w:t xml:space="preserve"> </w:t>
+      </w:r>
+      <w:r>
+        <w:rPr>
+          <w:rFonts w:ascii="Arial" w:hAnsi="Arial" w:cs="Arial"/>
+          <w:sz w:val="21"/>
+          <w:szCs w:val="21"/>
+        </w:rPr>
+        <w:t>E</w:t>
+      </w:r>
+      <w:r>
+        <w:rPr>
+          <w:rFonts w:ascii="Arial" w:hAnsi="Arial" w:cs="Arial"/>
+          <w:sz w:val="21"/>
+          <w:szCs w:val="21"/>
+        </w:rPr>
+        <w:t>xcel</w:t>
+      </w:r>
+      <w:r>
+        <w:rPr>
+          <w:rFonts w:ascii="Arial" w:hAnsi="Arial" w:cs="Arial"/>
+          <w:sz w:val="21"/>
+          <w:szCs w:val="21"/>
+        </w:rPr>
+        <w:t xml:space="preserve"> and completing quantitative research projects</w:t>
+      </w:r>
+      <w:r>
+        <w:rPr>
+          <w:rFonts w:ascii="Arial" w:hAnsi="Arial" w:cs="Arial"/>
+          <w:sz w:val="21"/>
+          <w:szCs w:val="21"/>
+        </w:rPr>
+        <w:t xml:space="preserve"> in the healthcare sector.</w:t>
+      </w:r>
+    </w:p>
+    <w:p>
+      <w:pPr>
+        <w:pStyle w:val="Normal1"/>
+        <w:tabs>
+          <w:tab w:val="right" w:pos="10800"/>
+        </w:tabs>
+        <w:spacing w:after="0" w:line="240" w:lineRule="auto"/>
+        <w:rPr>
+          <w:rFonts w:ascii="Arial" w:hAnsi="Arial" w:cs="Arial"/>
           <w:sz w:val="21"/>
           <w:szCs w:val="21"/>
         </w:rPr>
@@ -2407,990 +3784,131 @@
         <w:pBdr>
           <w:bottom w:val="single" w:sz="6" w:space="1" w:color="auto"/>
         </w:pBdr>
+        <w:tabs>
+          <w:tab w:val="right" w:pos="10800"/>
+        </w:tabs>
         <w:spacing w:after="0" w:line="240" w:lineRule="auto"/>
         <w:rPr>
-          <w:rFonts w:ascii="Arial" w:eastAsia="Times New Roman" w:hAnsi="Arial" w:cs="Arial"/>
+          <w:rFonts w:ascii="Arial" w:hAnsi="Arial" w:cs="Arial"/>
           <w:b/>
-          <w:smallCaps/>
-          <w:sz w:val="21"/>
-          <w:szCs w:val="21"/>
-        </w:rPr>
-      </w:pPr>
+          <w:sz w:val="21"/>
+          <w:szCs w:val="21"/>
+        </w:rPr>
+      </w:pPr>
+      <w:r>
+        <w:rPr>
+          <w:rFonts w:ascii="Arial" w:hAnsi="Arial" w:cs="Arial"/>
+          <w:b/>
+          <w:sz w:val="21"/>
+          <w:szCs w:val="21"/>
+        </w:rPr>
+        <w:t xml:space="preserve">COURSES, </w:t>
+      </w:r>
+      <w:r>
+        <w:rPr>
+          <w:rFonts w:ascii="Arial" w:hAnsi="Arial" w:cs="Arial"/>
+          <w:b/>
+          <w:sz w:val="21"/>
+          <w:szCs w:val="21"/>
+        </w:rPr>
+        <w:t>CERTIFICATES AND QUALIFICATIONS</w:t>
+      </w:r>
     </w:p>
     <w:p>
       <w:pPr>
         <w:pStyle w:val="Normal1"/>
-        <w:pBdr>
-          <w:bottom w:val="single" w:sz="6" w:space="1" w:color="auto"/>
-        </w:pBdr>
-        <w:spacing w:after="0" w:line="240" w:lineRule="auto"/>
+        <w:tabs>
+          <w:tab w:val="right" w:pos="10800"/>
+        </w:tabs>
+        <w:spacing w:before="100" w:after="0" w:line="240" w:lineRule="auto"/>
+        <w:rPr>
+          <w:rFonts w:ascii="Arial" w:hAnsi="Arial" w:cs="Arial"/>
+          <w:sz w:val="21"/>
+          <w:szCs w:val="21"/>
+        </w:rPr>
+      </w:pPr>
+      <w:r>
         <w:rPr>
           <w:rFonts w:ascii="Arial" w:eastAsia="Times New Roman" w:hAnsi="Arial" w:cs="Arial"/>
           <w:b/>
-          <w:smallCaps/>
-          <w:sz w:val="21"/>
-          <w:szCs w:val="21"/>
-        </w:rPr>
-      </w:pPr>
+          <w:sz w:val="21"/>
+          <w:szCs w:val="21"/>
+        </w:rPr>
+        <w:t>DSI Data Science &amp; AI Professional Certification</w:t>
+      </w:r>
+      <w:r>
+        <w:rPr>
+          <w:rFonts w:ascii="Arial" w:eastAsia="Times New Roman" w:hAnsi="Arial" w:cs="Arial"/>
+          <w:b/>
+          <w:sz w:val="21"/>
+          <w:szCs w:val="21"/>
+        </w:rPr>
+        <w:tab/>
+      </w:r>
+      <w:r>
+        <w:rPr>
+          <w:rFonts w:ascii="Arial" w:eastAsia="Times New Roman" w:hAnsi="Arial" w:cs="Arial"/>
+          <w:sz w:val="21"/>
+          <w:szCs w:val="21"/>
+        </w:rPr>
+        <w:t>20</w:t>
+      </w:r>
+      <w:r>
+        <w:rPr>
+          <w:rFonts w:ascii="Arial" w:eastAsia="Times New Roman" w:hAnsi="Arial" w:cs="Arial"/>
+          <w:sz w:val="21"/>
+          <w:szCs w:val="21"/>
+        </w:rPr>
+        <w:t>2</w:t>
+      </w:r>
+      <w:r>
+        <w:rPr>
+          <w:rFonts w:ascii="Arial" w:eastAsia="Times New Roman" w:hAnsi="Arial" w:cs="Arial"/>
+          <w:sz w:val="21"/>
+          <w:szCs w:val="21"/>
+        </w:rPr>
+        <w:t>6</w:t>
+      </w:r>
+      <w:r>
+        <w:rPr>
+          <w:rFonts w:ascii="Arial" w:eastAsia="Times New Roman" w:hAnsi="Arial" w:cs="Arial"/>
+          <w:sz w:val="21"/>
+          <w:szCs w:val="21"/>
+        </w:rPr>
+        <w:t xml:space="preserve"> - </w:t>
+      </w:r>
+      <w:r>
+        <w:rPr>
+          <w:rFonts w:ascii="Arial" w:eastAsia="Times New Roman" w:hAnsi="Arial" w:cs="Arial"/>
+          <w:sz w:val="21"/>
+          <w:szCs w:val="21"/>
+        </w:rPr>
+        <w:t>Present</w:t>
+      </w:r>
+      <w:r>
+        <w:rPr>
+          <w:rFonts w:ascii="Arial" w:eastAsia="Times New Roman" w:hAnsi="Arial" w:cs="Arial"/>
+          <w:sz w:val="21"/>
+          <w:szCs w:val="21"/>
+        </w:rPr>
+        <w:t xml:space="preserve"> </w:t>
+      </w:r>
     </w:p>
     <w:p>
       <w:pPr>
         <w:pStyle w:val="Normal1"/>
-        <w:pBdr>
-          <w:bottom w:val="single" w:sz="6" w:space="1" w:color="auto"/>
-        </w:pBdr>
+        <w:tabs>
+          <w:tab w:val="right" w:pos="10800"/>
+        </w:tabs>
         <w:spacing w:after="0" w:line="240" w:lineRule="auto"/>
         <w:rPr>
           <w:rFonts w:ascii="Arial" w:eastAsia="Times New Roman" w:hAnsi="Arial" w:cs="Arial"/>
           <w:b/>
-          <w:smallCaps/>
-          <w:sz w:val="21"/>
-          <w:szCs w:val="21"/>
-        </w:rPr>
-      </w:pPr>
-    </w:p>
-    <w:p>
-      <w:pPr>
-        <w:pStyle w:val="Normal1"/>
-        <w:pBdr>
-          <w:bottom w:val="single" w:sz="6" w:space="1" w:color="auto"/>
-        </w:pBdr>
-        <w:spacing w:after="0" w:line="240" w:lineRule="auto"/>
-        <w:rPr>
-          <w:rFonts w:ascii="Arial" w:eastAsia="Times New Roman" w:hAnsi="Arial" w:cs="Arial"/>
-          <w:b/>
-          <w:smallCaps/>
-          <w:sz w:val="21"/>
-          <w:szCs w:val="21"/>
-        </w:rPr>
-      </w:pPr>
-    </w:p>
-    <w:p>
-      <w:pPr>
-        <w:pStyle w:val="Normal1"/>
-        <w:pBdr>
-          <w:bottom w:val="single" w:sz="6" w:space="1" w:color="auto"/>
-        </w:pBdr>
-        <w:spacing w:after="0" w:line="240" w:lineRule="auto"/>
-        <w:rPr>
-          <w:rFonts w:ascii="Arial" w:hAnsi="Arial" w:cs="Arial"/>
-          <w:b/>
-          <w:sz w:val="21"/>
-          <w:szCs w:val="21"/>
-        </w:rPr>
-      </w:pPr>
-      <w:r>
-        <w:rPr>
-          <w:rFonts w:ascii="Arial" w:eastAsia="Times New Roman" w:hAnsi="Arial" w:cs="Arial"/>
-          <w:b/>
-          <w:smallCaps/>
-          <w:sz w:val="21"/>
-          <w:szCs w:val="21"/>
-        </w:rPr>
-        <w:lastRenderedPageBreak/>
-        <w:t>PROJECTS</w:t>
-      </w:r>
-      <w:r>
-        <w:rPr>
-          <w:rFonts w:ascii="Arial" w:eastAsia="Times New Roman" w:hAnsi="Arial" w:cs="Arial"/>
-          <w:b/>
-          <w:smallCaps/>
-          <w:sz w:val="21"/>
-          <w:szCs w:val="21"/>
-        </w:rPr>
-        <w:t xml:space="preserve"> (BELOW)</w:t>
-      </w:r>
-    </w:p>
-    <w:p>
-      <w:pPr>
-        <w:pStyle w:val="Normal1"/>
-        <w:tabs>
-          <w:tab w:val="right" w:pos="10800"/>
-        </w:tabs>
-        <w:spacing w:before="100" w:after="0" w:line="240" w:lineRule="auto"/>
-        <w:rPr>
-          <w:rFonts w:ascii="Arial" w:eastAsia="Times New Roman" w:hAnsi="Arial" w:cs="Arial"/>
-          <w:sz w:val="21"/>
-          <w:szCs w:val="21"/>
-        </w:rPr>
-      </w:pPr>
-      <w:r>
-        <w:rPr>
-          <w:rFonts w:ascii="Arial" w:eastAsia="Times New Roman" w:hAnsi="Arial" w:cs="Arial"/>
-          <w:b/>
-          <w:bCs/>
-          <w:sz w:val="21"/>
-          <w:szCs w:val="21"/>
-        </w:rPr>
-        <w:t>“</w:t>
-      </w:r>
-      <w:r>
-        <w:rPr>
-          <w:rFonts w:ascii="Arial" w:eastAsia="Times New Roman" w:hAnsi="Arial" w:cs="Arial"/>
-          <w:b/>
-          <w:bCs/>
-          <w:sz w:val="21"/>
-          <w:szCs w:val="21"/>
-        </w:rPr>
-        <w:t xml:space="preserve">Catch The Bad </w:t>
-      </w:r>
-      <w:r>
-        <w:rPr>
-          <w:rFonts w:ascii="Arial" w:eastAsia="Times New Roman" w:hAnsi="Arial" w:cs="Arial"/>
-          <w:b/>
-          <w:bCs/>
-          <w:sz w:val="21"/>
-          <w:szCs w:val="21"/>
-        </w:rPr>
-        <w:t>Apples”</w:t>
-      </w:r>
-      <w:r>
-        <w:rPr>
-          <w:rFonts w:ascii="Arial" w:eastAsia="Times New Roman" w:hAnsi="Arial" w:cs="Arial"/>
-          <w:b/>
-          <w:bCs/>
-          <w:sz w:val="21"/>
-          <w:szCs w:val="21"/>
-        </w:rPr>
-        <w:t xml:space="preserve"> </w:t>
-      </w:r>
-      <w:r>
-        <w:rPr>
-          <w:rFonts w:ascii="Arial" w:eastAsia="Times New Roman" w:hAnsi="Arial" w:cs="Arial"/>
-          <w:b/>
-          <w:bCs/>
-          <w:sz w:val="21"/>
-          <w:szCs w:val="21"/>
-        </w:rPr>
-        <w:t>Commercial Loan Vintage Analysis</w:t>
-      </w:r>
-      <w:r>
-        <w:rPr>
-          <w:rFonts w:ascii="Arial" w:eastAsia="Times New Roman" w:hAnsi="Arial" w:cs="Arial"/>
-          <w:sz w:val="21"/>
-          <w:szCs w:val="21"/>
-        </w:rPr>
-        <w:tab/>
-      </w:r>
-    </w:p>
-    <w:p>
-      <w:pPr>
-        <w:ind w:left="720"/>
-        <w:rPr>
-          <w:rFonts w:ascii="Arial" w:hAnsi="Arial" w:cs="Arial"/>
-          <w:sz w:val="21"/>
-          <w:szCs w:val="21"/>
-        </w:rPr>
-      </w:pPr>
-    </w:p>
-    <w:p>
-      <w:pPr>
-        <w:ind w:left="720"/>
-        <w:rPr>
-          <w:rFonts w:ascii="Arial" w:hAnsi="Arial" w:cs="Arial"/>
-          <w:sz w:val="21"/>
-          <w:szCs w:val="21"/>
-        </w:rPr>
-      </w:pPr>
-      <w:r>
-        <w:rPr>
-          <w:rFonts w:ascii="Arial" w:hAnsi="Arial" w:cs="Arial"/>
-          <w:sz w:val="21"/>
-          <w:szCs w:val="21"/>
-        </w:rPr>
-        <w:t xml:space="preserve">Built a commercial loan vintage performance model using Python, Pandas, and Random Forest Regression to identify borrower and portfolio characteristics associated with higher net loss percentages across loan origination periods. </w:t>
-      </w:r>
-      <w:r>
-        <w:rPr>
-          <w:rFonts w:ascii="Arial" w:hAnsi="Arial" w:cs="Arial"/>
-          <w:sz w:val="21"/>
-          <w:szCs w:val="21"/>
-        </w:rPr>
-        <w:t>This model can be used to point out</w:t>
-      </w:r>
-      <w:r>
-        <w:rPr>
-          <w:rFonts w:ascii="Arial" w:hAnsi="Arial" w:cs="Arial"/>
-          <w:sz w:val="21"/>
-          <w:szCs w:val="21"/>
-        </w:rPr>
-        <w:t xml:space="preserve"> </w:t>
-      </w:r>
-      <w:r>
-        <w:rPr>
-          <w:rFonts w:ascii="Arial" w:hAnsi="Arial" w:cs="Arial"/>
-          <w:sz w:val="21"/>
-          <w:szCs w:val="21"/>
-        </w:rPr>
-        <w:t>e</w:t>
-      </w:r>
-      <w:r>
-        <w:rPr>
-          <w:rFonts w:ascii="Arial" w:hAnsi="Arial" w:cs="Arial"/>
-          <w:sz w:val="21"/>
-          <w:szCs w:val="21"/>
-        </w:rPr>
-        <w:t>valuated borrower risk signals, revenue deterioration, utilization spikes,</w:t>
-      </w:r>
-      <w:r>
-        <w:rPr>
-          <w:rFonts w:ascii="Arial" w:hAnsi="Arial" w:cs="Arial"/>
-          <w:sz w:val="21"/>
-          <w:szCs w:val="21"/>
-        </w:rPr>
-        <w:t xml:space="preserve"> and </w:t>
-      </w:r>
-      <w:r>
-        <w:rPr>
-          <w:rFonts w:ascii="Arial" w:hAnsi="Arial" w:cs="Arial"/>
-          <w:sz w:val="21"/>
-          <w:szCs w:val="21"/>
-        </w:rPr>
-        <w:t>loan seasoning to explain poor-performing loan batches</w:t>
-      </w:r>
-      <w:r>
-        <w:rPr>
-          <w:rFonts w:ascii="Arial" w:hAnsi="Arial" w:cs="Arial"/>
-          <w:sz w:val="21"/>
-          <w:szCs w:val="21"/>
-        </w:rPr>
-        <w:t>.</w:t>
-      </w:r>
-      <w:r>
-        <w:rPr>
-          <w:rFonts w:ascii="Arial" w:hAnsi="Arial" w:cs="Arial"/>
-          <w:sz w:val="21"/>
-          <w:szCs w:val="21"/>
-        </w:rPr>
-        <w:t xml:space="preserve"> I demonstrated how lenders could use </w:t>
-      </w:r>
-      <w:r>
-        <w:rPr>
-          <w:rFonts w:ascii="Arial" w:hAnsi="Arial" w:cs="Arial"/>
-          <w:sz w:val="21"/>
-          <w:szCs w:val="21"/>
-        </w:rPr>
-        <w:t xml:space="preserve">the </w:t>
-      </w:r>
-      <w:r>
-        <w:rPr>
-          <w:rFonts w:ascii="Arial" w:hAnsi="Arial" w:cs="Arial"/>
-          <w:sz w:val="21"/>
-          <w:szCs w:val="21"/>
-        </w:rPr>
-        <w:t xml:space="preserve">predictive analytics </w:t>
-      </w:r>
-      <w:r>
-        <w:rPr>
-          <w:rFonts w:ascii="Arial" w:hAnsi="Arial" w:cs="Arial"/>
-          <w:sz w:val="21"/>
-          <w:szCs w:val="21"/>
-        </w:rPr>
-        <w:t xml:space="preserve">model </w:t>
-      </w:r>
-      <w:r>
-        <w:rPr>
-          <w:rFonts w:ascii="Arial" w:hAnsi="Arial" w:cs="Arial"/>
-          <w:sz w:val="21"/>
-          <w:szCs w:val="21"/>
-        </w:rPr>
-        <w:t>to detect</w:t>
-      </w:r>
-      <w:r>
-        <w:rPr>
-          <w:rFonts w:ascii="Arial" w:hAnsi="Arial" w:cs="Arial"/>
-          <w:sz w:val="21"/>
-          <w:szCs w:val="21"/>
-        </w:rPr>
-        <w:t xml:space="preserve"> weaknesses in the</w:t>
-      </w:r>
-      <w:r>
-        <w:rPr>
-          <w:rFonts w:ascii="Arial" w:hAnsi="Arial" w:cs="Arial"/>
-          <w:sz w:val="21"/>
-          <w:szCs w:val="21"/>
-        </w:rPr>
-        <w:t>ir</w:t>
-      </w:r>
-      <w:r>
-        <w:rPr>
-          <w:rFonts w:ascii="Arial" w:hAnsi="Arial" w:cs="Arial"/>
-          <w:sz w:val="21"/>
-          <w:szCs w:val="21"/>
-        </w:rPr>
-        <w:t xml:space="preserve"> loan portfolio earlier, reduce underwriting blind spots, improv</w:t>
-      </w:r>
-      <w:r>
-        <w:rPr>
-          <w:rFonts w:ascii="Arial" w:hAnsi="Arial" w:cs="Arial"/>
-          <w:sz w:val="21"/>
-          <w:szCs w:val="21"/>
-        </w:rPr>
-        <w:t>e</w:t>
-      </w:r>
-      <w:r>
-        <w:rPr>
-          <w:rFonts w:ascii="Arial" w:hAnsi="Arial" w:cs="Arial"/>
-          <w:sz w:val="21"/>
-          <w:szCs w:val="21"/>
-        </w:rPr>
-        <w:t xml:space="preserve"> credit monitoring</w:t>
-      </w:r>
-      <w:r>
-        <w:rPr>
-          <w:rFonts w:ascii="Arial" w:hAnsi="Arial" w:cs="Arial"/>
-          <w:sz w:val="21"/>
-          <w:szCs w:val="21"/>
-        </w:rPr>
-        <w:t>,</w:t>
-      </w:r>
-      <w:r>
-        <w:rPr>
-          <w:rFonts w:ascii="Arial" w:hAnsi="Arial" w:cs="Arial"/>
-          <w:sz w:val="21"/>
-          <w:szCs w:val="21"/>
-        </w:rPr>
-        <w:t xml:space="preserve"> and</w:t>
-      </w:r>
-      <w:r>
-        <w:rPr>
-          <w:rFonts w:ascii="Arial" w:hAnsi="Arial" w:cs="Arial"/>
-          <w:sz w:val="21"/>
-          <w:szCs w:val="21"/>
-        </w:rPr>
-        <w:t xml:space="preserve"> significantly</w:t>
-      </w:r>
-      <w:r>
-        <w:rPr>
-          <w:rFonts w:ascii="Arial" w:hAnsi="Arial" w:cs="Arial"/>
-          <w:sz w:val="21"/>
-          <w:szCs w:val="21"/>
-        </w:rPr>
-        <w:t xml:space="preserve"> </w:t>
-      </w:r>
-      <w:r>
-        <w:rPr>
-          <w:rFonts w:ascii="Arial" w:hAnsi="Arial" w:cs="Arial"/>
-          <w:sz w:val="21"/>
-          <w:szCs w:val="21"/>
-        </w:rPr>
-        <w:t>reduce</w:t>
-      </w:r>
-      <w:r>
-        <w:rPr>
-          <w:rFonts w:ascii="Arial" w:hAnsi="Arial" w:cs="Arial"/>
-          <w:sz w:val="21"/>
-          <w:szCs w:val="21"/>
-        </w:rPr>
-        <w:t xml:space="preserve"> overall</w:t>
-      </w:r>
-      <w:r>
-        <w:rPr>
-          <w:rFonts w:ascii="Arial" w:hAnsi="Arial" w:cs="Arial"/>
-          <w:sz w:val="21"/>
-          <w:szCs w:val="21"/>
-        </w:rPr>
-        <w:t xml:space="preserve"> net profit loss</w:t>
-      </w:r>
-      <w:r>
-        <w:rPr>
-          <w:rFonts w:ascii="Arial" w:hAnsi="Arial" w:cs="Arial"/>
-          <w:sz w:val="21"/>
-          <w:szCs w:val="21"/>
-        </w:rPr>
-        <w:t>.</w:t>
-      </w:r>
-    </w:p>
-    <w:p>
-      <w:pPr>
-        <w:pStyle w:val="Heading2"/>
-        <w:spacing w:line="240" w:lineRule="auto"/>
-        <w:rPr>
-          <w:rFonts w:ascii="Arial" w:hAnsi="Arial" w:cs="Arial"/>
-          <w:b w:val="0"/>
-          <w:bCs/>
-          <w:sz w:val="21"/>
-          <w:szCs w:val="21"/>
-        </w:rPr>
-      </w:pPr>
-      <w:r>
-        <w:rPr>
-          <w:rStyle w:val="Strong"/>
-          <w:rFonts w:ascii="Arial" w:hAnsi="Arial" w:cs="Arial"/>
-          <w:b/>
-          <w:bCs w:val="0"/>
-          <w:sz w:val="21"/>
-          <w:szCs w:val="21"/>
-        </w:rPr>
-        <w:t>“Who’s Really Serious?” Borrower Dropout Risk Prediction</w:t>
-      </w:r>
-    </w:p>
-    <w:p>
-      <w:pPr>
-        <w:pStyle w:val="Heading2"/>
-        <w:spacing w:line="240" w:lineRule="auto"/>
-        <w:ind w:left="720"/>
-        <w:rPr>
-          <w:rFonts w:ascii="Arial" w:hAnsi="Arial" w:cs="Arial"/>
-          <w:color w:val="auto"/>
-          <w:sz w:val="21"/>
-          <w:szCs w:val="21"/>
-        </w:rPr>
-      </w:pPr>
-      <w:r>
-        <w:rPr>
-          <w:rFonts w:ascii="Arial" w:hAnsi="Arial" w:cs="Arial"/>
-          <w:b w:val="0"/>
-          <w:bCs/>
-          <w:sz w:val="21"/>
-          <w:szCs w:val="21"/>
-        </w:rPr>
-        <w:t xml:space="preserve">Built a Random Forest Classification model to score borrower dropout risk for Noble Equity Solutions. The model used cleaned borrower application data and payment outcomes to separate serious applicants from weak leads, giving the business a practical way to rank prospects by </w:t>
-      </w:r>
-      <w:r>
-        <w:rPr>
-          <w:rFonts w:ascii="Arial" w:hAnsi="Arial" w:cs="Arial"/>
-          <w:b w:val="0"/>
-          <w:bCs/>
-          <w:sz w:val="21"/>
-          <w:szCs w:val="21"/>
-        </w:rPr>
-        <w:t>the likelihood of application payment</w:t>
-      </w:r>
-      <w:r>
-        <w:rPr>
-          <w:rFonts w:ascii="Arial" w:hAnsi="Arial" w:cs="Arial"/>
-          <w:b w:val="0"/>
-          <w:bCs/>
-          <w:sz w:val="21"/>
-          <w:szCs w:val="21"/>
-        </w:rPr>
-        <w:t>.</w:t>
-      </w:r>
-    </w:p>
-    <w:p>
-      <w:pPr>
-        <w:pStyle w:val="Normal1"/>
-        <w:tabs>
-          <w:tab w:val="right" w:pos="10800"/>
-        </w:tabs>
-        <w:spacing w:before="100" w:after="0" w:line="240" w:lineRule="auto"/>
-        <w:rPr>
-          <w:rFonts w:ascii="Arial" w:eastAsia="Times New Roman" w:hAnsi="Arial" w:cs="Arial"/>
-          <w:sz w:val="21"/>
-          <w:szCs w:val="21"/>
-        </w:rPr>
-      </w:pPr>
-      <w:r>
-        <w:rPr>
-          <w:rFonts w:ascii="Arial" w:eastAsia="Times New Roman" w:hAnsi="Arial" w:cs="Arial"/>
-          <w:b/>
-          <w:bCs/>
-          <w:sz w:val="21"/>
-          <w:szCs w:val="21"/>
-        </w:rPr>
-        <w:t>"You Are What You Eat" Customer Segmentation</w:t>
-      </w:r>
-      <w:r>
-        <w:rPr>
-          <w:rFonts w:ascii="Arial" w:eastAsia="Times New Roman" w:hAnsi="Arial" w:cs="Arial"/>
-          <w:sz w:val="21"/>
-          <w:szCs w:val="21"/>
-        </w:rPr>
-        <w:tab/>
-      </w:r>
-    </w:p>
-    <w:p>
-      <w:pPr>
-        <w:ind w:left="720"/>
-        <w:rPr>
-          <w:rFonts w:ascii="Arial" w:hAnsi="Arial" w:cs="Arial"/>
-          <w:sz w:val="21"/>
-          <w:szCs w:val="21"/>
-        </w:rPr>
-      </w:pPr>
-    </w:p>
-    <w:p>
-      <w:pPr>
-        <w:pStyle w:val="Normal1"/>
-        <w:tabs>
-          <w:tab w:val="right" w:pos="10800"/>
-        </w:tabs>
-        <w:spacing w:after="0" w:line="240" w:lineRule="auto"/>
-        <w:ind w:left="720"/>
-        <w:rPr>
-          <w:rFonts w:ascii="Arial" w:hAnsi="Arial" w:cs="Arial"/>
-          <w:sz w:val="21"/>
-          <w:szCs w:val="21"/>
-        </w:rPr>
-      </w:pPr>
-      <w:r>
-        <w:rPr>
-          <w:rFonts w:ascii="Arial" w:hAnsi="Arial" w:cs="Arial"/>
-          <w:sz w:val="21"/>
-          <w:szCs w:val="21"/>
-        </w:rPr>
-        <w:t xml:space="preserve">Used </w:t>
-      </w:r>
-      <w:r>
-        <w:rPr>
-          <w:rFonts w:ascii="Arial" w:hAnsi="Arial" w:cs="Arial"/>
-          <w:b/>
-          <w:bCs/>
-          <w:sz w:val="21"/>
-          <w:szCs w:val="21"/>
-        </w:rPr>
-        <w:t>k-means clustering</w:t>
-      </w:r>
-      <w:r>
-        <w:rPr>
-          <w:rFonts w:ascii="Arial" w:hAnsi="Arial" w:cs="Arial"/>
-          <w:sz w:val="21"/>
-          <w:szCs w:val="21"/>
-        </w:rPr>
-        <w:t xml:space="preserve"> </w:t>
-      </w:r>
-      <w:r>
-        <w:rPr>
-          <w:rFonts w:ascii="Arial" w:hAnsi="Arial" w:cs="Arial"/>
-          <w:sz w:val="21"/>
-          <w:szCs w:val="21"/>
-        </w:rPr>
-        <w:t xml:space="preserve">on grocery transaction data to split out customers into distinct "shopper types". These could be used to better understand customers over time and to more accurately target them with relevant content &amp; promotions, </w:t>
-      </w:r>
-      <w:r>
-        <w:rPr>
-          <w:rFonts w:ascii="Arial" w:hAnsi="Arial" w:cs="Arial"/>
-          <w:sz w:val="21"/>
-          <w:szCs w:val="21"/>
-        </w:rPr>
-        <w:t xml:space="preserve">potentially </w:t>
-      </w:r>
-      <w:r>
-        <w:rPr>
-          <w:rFonts w:ascii="Arial" w:hAnsi="Arial" w:cs="Arial"/>
-          <w:sz w:val="21"/>
-          <w:szCs w:val="21"/>
-        </w:rPr>
-        <w:t xml:space="preserve">saving over 30% in marketing costs monthly </w:t>
-      </w:r>
-      <w:r>
-        <w:rPr>
-          <w:rFonts w:ascii="Arial" w:hAnsi="Arial" w:cs="Arial"/>
-          <w:sz w:val="21"/>
-          <w:szCs w:val="21"/>
-        </w:rPr>
-        <w:t>and</w:t>
-      </w:r>
-      <w:r>
-        <w:rPr>
-          <w:rFonts w:ascii="Arial" w:hAnsi="Arial" w:cs="Arial"/>
-          <w:sz w:val="21"/>
-          <w:szCs w:val="21"/>
-        </w:rPr>
-        <w:t xml:space="preserve"> reducing churn</w:t>
-      </w:r>
-      <w:r>
-        <w:rPr>
-          <w:rFonts w:ascii="Arial" w:hAnsi="Arial" w:cs="Arial"/>
-          <w:sz w:val="21"/>
-          <w:szCs w:val="21"/>
-        </w:rPr>
-        <w:t xml:space="preserve"> rate</w:t>
-      </w:r>
-      <w:r>
-        <w:rPr>
-          <w:rFonts w:ascii="Arial" w:hAnsi="Arial" w:cs="Arial"/>
-          <w:sz w:val="21"/>
-          <w:szCs w:val="21"/>
-        </w:rPr>
-        <w:t>.</w:t>
-      </w:r>
-    </w:p>
-    <w:p>
-      <w:pPr>
-        <w:pStyle w:val="Normal1"/>
-        <w:tabs>
-          <w:tab w:val="right" w:pos="10800"/>
-        </w:tabs>
-        <w:spacing w:before="100" w:after="0" w:line="240" w:lineRule="auto"/>
-        <w:rPr>
-          <w:rFonts w:ascii="Arial" w:hAnsi="Arial" w:cs="Arial"/>
-          <w:b/>
-          <w:bCs/>
-          <w:sz w:val="21"/>
-          <w:szCs w:val="21"/>
-        </w:rPr>
-      </w:pPr>
-      <w:r>
-        <w:rPr>
-          <w:rFonts w:ascii="Arial" w:hAnsi="Arial" w:cs="Arial"/>
-          <w:b/>
-          <w:bCs/>
-          <w:sz w:val="21"/>
-          <w:szCs w:val="21"/>
-        </w:rPr>
-        <w:t>“Deal Desk AI”</w:t>
-      </w:r>
-      <w:r>
-        <w:rPr>
-          <w:rFonts w:ascii="Arial" w:hAnsi="Arial" w:cs="Arial"/>
-          <w:sz w:val="21"/>
-          <w:szCs w:val="21"/>
-        </w:rPr>
-        <w:t xml:space="preserve"> </w:t>
-      </w:r>
-      <w:proofErr w:type="spellStart"/>
-      <w:r>
-        <w:rPr>
-          <w:rFonts w:ascii="Arial" w:hAnsi="Arial" w:cs="Arial"/>
-          <w:b/>
-          <w:bCs/>
-          <w:sz w:val="21"/>
-          <w:szCs w:val="21"/>
-        </w:rPr>
-        <w:t>LangChain</w:t>
-      </w:r>
-      <w:proofErr w:type="spellEnd"/>
-      <w:r>
-        <w:rPr>
-          <w:rFonts w:ascii="Arial" w:hAnsi="Arial" w:cs="Arial"/>
-          <w:b/>
-          <w:bCs/>
-          <w:sz w:val="21"/>
-          <w:szCs w:val="21"/>
-        </w:rPr>
-        <w:t xml:space="preserve"> RAG Model for Businesses </w:t>
-      </w:r>
-    </w:p>
-    <w:p>
-      <w:pPr>
-        <w:pStyle w:val="Normal1"/>
-        <w:tabs>
-          <w:tab w:val="right" w:pos="10800"/>
-        </w:tabs>
-        <w:spacing w:before="100" w:after="0" w:line="240" w:lineRule="auto"/>
-        <w:ind w:left="720"/>
-        <w:rPr>
-          <w:rFonts w:ascii="Arial" w:eastAsia="Times New Roman" w:hAnsi="Arial" w:cs="Arial"/>
-          <w:b/>
-          <w:bCs/>
-          <w:sz w:val="21"/>
-          <w:szCs w:val="21"/>
-        </w:rPr>
-      </w:pPr>
-      <w:r>
-        <w:rPr>
-          <w:rFonts w:ascii="Arial" w:hAnsi="Arial" w:cs="Arial"/>
-          <w:b/>
-          <w:bCs/>
-          <w:sz w:val="21"/>
-          <w:szCs w:val="21"/>
-        </w:rPr>
-        <w:t>Implemented</w:t>
-      </w:r>
-      <w:r>
-        <w:rPr>
-          <w:rFonts w:ascii="Arial" w:hAnsi="Arial" w:cs="Arial"/>
-          <w:sz w:val="21"/>
-          <w:szCs w:val="21"/>
-        </w:rPr>
-        <w:t xml:space="preserve"> an intelligent database agent using a </w:t>
-      </w:r>
-      <w:proofErr w:type="spellStart"/>
-      <w:r>
-        <w:rPr>
-          <w:rFonts w:ascii="Arial" w:hAnsi="Arial" w:cs="Arial"/>
-          <w:sz w:val="21"/>
-          <w:szCs w:val="21"/>
-        </w:rPr>
-        <w:t>LangChain</w:t>
-      </w:r>
-      <w:proofErr w:type="spellEnd"/>
-      <w:r>
-        <w:rPr>
-          <w:rFonts w:ascii="Arial" w:hAnsi="Arial" w:cs="Arial"/>
-          <w:sz w:val="21"/>
-          <w:szCs w:val="21"/>
-        </w:rPr>
-        <w:t xml:space="preserve"> template and OpenAI to democratize data access. </w:t>
-      </w:r>
-      <w:r>
-        <w:rPr>
-          <w:rFonts w:ascii="Arial" w:hAnsi="Arial" w:cs="Arial"/>
-          <w:b/>
-          <w:bCs/>
-          <w:sz w:val="21"/>
-          <w:szCs w:val="21"/>
-        </w:rPr>
-        <w:t>Configured</w:t>
-      </w:r>
-      <w:r>
-        <w:rPr>
-          <w:rFonts w:ascii="Arial" w:hAnsi="Arial" w:cs="Arial"/>
-          <w:sz w:val="21"/>
-          <w:szCs w:val="21"/>
-        </w:rPr>
-        <w:t xml:space="preserve"> the system to translate natural language inquiries into executable SQL queries against a </w:t>
-      </w:r>
-      <w:r>
-        <w:rPr>
-          <w:rFonts w:ascii="Arial" w:hAnsi="Arial" w:cs="Arial"/>
-          <w:sz w:val="21"/>
-          <w:szCs w:val="21"/>
-        </w:rPr>
-        <w:t>relational</w:t>
-      </w:r>
-      <w:r>
-        <w:rPr>
-          <w:rFonts w:ascii="Arial" w:hAnsi="Arial" w:cs="Arial"/>
-          <w:sz w:val="21"/>
-          <w:szCs w:val="21"/>
-        </w:rPr>
-        <w:t xml:space="preserve"> database. </w:t>
-      </w:r>
-      <w:r>
-        <w:rPr>
-          <w:rFonts w:ascii="Arial" w:hAnsi="Arial" w:cs="Arial"/>
-          <w:b/>
-          <w:bCs/>
-          <w:sz w:val="21"/>
-          <w:szCs w:val="21"/>
-        </w:rPr>
-        <w:t>Demonstrated</w:t>
-      </w:r>
-      <w:r>
-        <w:rPr>
-          <w:rFonts w:ascii="Arial" w:hAnsi="Arial" w:cs="Arial"/>
-          <w:sz w:val="21"/>
-          <w:szCs w:val="21"/>
-        </w:rPr>
-        <w:t xml:space="preserve"> how this AI infrastructure allows business leaders to bypass manual query writing, extracting actionable insights regarding demographic trends directly from raw relational data</w:t>
-      </w:r>
-      <w:r>
-        <w:rPr>
-          <w:rFonts w:ascii="Arial" w:hAnsi="Arial" w:cs="Arial"/>
-          <w:sz w:val="21"/>
-          <w:szCs w:val="21"/>
-        </w:rPr>
-        <w:t xml:space="preserve"> while</w:t>
-      </w:r>
-      <w:r>
-        <w:rPr>
-          <w:rFonts w:ascii="Arial" w:hAnsi="Arial" w:cs="Arial"/>
-          <w:sz w:val="21"/>
-          <w:szCs w:val="21"/>
-        </w:rPr>
-        <w:t xml:space="preserve"> minimizing</w:t>
-      </w:r>
-      <w:r>
-        <w:rPr>
-          <w:rFonts w:ascii="Arial" w:hAnsi="Arial" w:cs="Arial"/>
-          <w:sz w:val="21"/>
-          <w:szCs w:val="21"/>
-        </w:rPr>
-        <w:t xml:space="preserve"> costly</w:t>
-      </w:r>
-      <w:r>
-        <w:rPr>
-          <w:rFonts w:ascii="Arial" w:hAnsi="Arial" w:cs="Arial"/>
-          <w:sz w:val="21"/>
-          <w:szCs w:val="21"/>
-        </w:rPr>
-        <w:t xml:space="preserve"> AI hallucinations </w:t>
-      </w:r>
-      <w:r>
-        <w:rPr>
-          <w:rFonts w:ascii="Arial" w:hAnsi="Arial" w:cs="Arial"/>
-          <w:sz w:val="21"/>
-          <w:szCs w:val="21"/>
-        </w:rPr>
-        <w:t>significantly</w:t>
-      </w:r>
-      <w:r>
-        <w:rPr>
-          <w:rFonts w:ascii="Arial" w:hAnsi="Arial" w:cs="Arial"/>
-          <w:sz w:val="21"/>
-          <w:szCs w:val="21"/>
-        </w:rPr>
-        <w:t>.</w:t>
-      </w:r>
-    </w:p>
-    <w:p>
-      <w:pPr>
-        <w:pStyle w:val="Normal1"/>
-        <w:tabs>
-          <w:tab w:val="right" w:pos="10800"/>
-        </w:tabs>
-        <w:spacing w:before="100" w:after="0" w:line="240" w:lineRule="auto"/>
-        <w:ind w:left="720"/>
-        <w:rPr>
-          <w:rFonts w:ascii="Arial" w:eastAsia="Times New Roman" w:hAnsi="Arial" w:cs="Arial"/>
-          <w:b/>
-          <w:bCs/>
-          <w:sz w:val="21"/>
-          <w:szCs w:val="21"/>
-        </w:rPr>
-      </w:pPr>
-    </w:p>
-    <w:p>
-      <w:pPr>
-        <w:pStyle w:val="Normal1"/>
-        <w:pBdr>
-          <w:bottom w:val="single" w:sz="6" w:space="1" w:color="auto"/>
-        </w:pBdr>
-        <w:spacing w:after="0" w:line="240" w:lineRule="auto"/>
-        <w:rPr>
-          <w:rFonts w:ascii="Arial" w:hAnsi="Arial" w:cs="Arial"/>
-          <w:b/>
-          <w:sz w:val="21"/>
-          <w:szCs w:val="21"/>
-        </w:rPr>
-      </w:pPr>
-      <w:r>
-        <w:rPr>
-          <w:rFonts w:ascii="Arial" w:hAnsi="Arial" w:cs="Arial"/>
-          <w:b/>
-          <w:sz w:val="21"/>
-          <w:szCs w:val="21"/>
-        </w:rPr>
-        <w:t>EDUCATION</w:t>
-      </w:r>
-    </w:p>
-    <w:p>
-      <w:pPr>
-        <w:pStyle w:val="Normal1"/>
-        <w:tabs>
-          <w:tab w:val="right" w:pos="10800"/>
-        </w:tabs>
-        <w:spacing w:before="100" w:after="0" w:line="240" w:lineRule="auto"/>
-        <w:rPr>
-          <w:rFonts w:ascii="Arial" w:hAnsi="Arial" w:cs="Arial"/>
-          <w:sz w:val="21"/>
-          <w:szCs w:val="21"/>
-        </w:rPr>
-      </w:pPr>
-      <w:r>
-        <w:rPr>
-          <w:rFonts w:ascii="Arial" w:eastAsia="Times New Roman" w:hAnsi="Arial" w:cs="Arial"/>
-          <w:b/>
-          <w:sz w:val="21"/>
-          <w:szCs w:val="21"/>
-        </w:rPr>
-        <w:t>BCA/BS</w:t>
-      </w:r>
-      <w:r>
-        <w:rPr>
-          <w:rFonts w:ascii="Arial" w:eastAsia="Times New Roman" w:hAnsi="Arial" w:cs="Arial"/>
-          <w:b/>
-          <w:sz w:val="21"/>
-          <w:szCs w:val="21"/>
-        </w:rPr>
-        <w:t>C</w:t>
-      </w:r>
-      <w:r>
-        <w:rPr>
-          <w:rFonts w:ascii="Arial" w:eastAsia="Times New Roman" w:hAnsi="Arial" w:cs="Arial"/>
-          <w:b/>
-          <w:sz w:val="21"/>
-          <w:szCs w:val="21"/>
-        </w:rPr>
-        <w:t xml:space="preserve"> (</w:t>
-      </w:r>
-      <w:r>
-        <w:rPr>
-          <w:rFonts w:ascii="Arial" w:eastAsia="Times New Roman" w:hAnsi="Arial" w:cs="Arial"/>
-          <w:b/>
-          <w:sz w:val="21"/>
-          <w:szCs w:val="21"/>
-        </w:rPr>
-        <w:t xml:space="preserve">Business Management </w:t>
-      </w:r>
-      <w:r>
-        <w:rPr>
-          <w:rFonts w:ascii="Arial" w:eastAsia="Times New Roman" w:hAnsi="Arial" w:cs="Arial"/>
-          <w:b/>
-          <w:sz w:val="21"/>
-          <w:szCs w:val="21"/>
-        </w:rPr>
-        <w:t>/</w:t>
-      </w:r>
-      <w:r>
-        <w:rPr>
-          <w:rFonts w:ascii="Arial" w:eastAsia="Times New Roman" w:hAnsi="Arial" w:cs="Arial"/>
-          <w:b/>
-          <w:sz w:val="21"/>
-          <w:szCs w:val="21"/>
-        </w:rPr>
-        <w:t>Health Science</w:t>
-      </w:r>
-      <w:r>
-        <w:rPr>
-          <w:rFonts w:ascii="Arial" w:eastAsia="Times New Roman" w:hAnsi="Arial" w:cs="Arial"/>
-          <w:b/>
-          <w:sz w:val="21"/>
-          <w:szCs w:val="21"/>
-        </w:rPr>
-        <w:t>)</w:t>
-      </w:r>
-      <w:r>
-        <w:rPr>
-          <w:rFonts w:ascii="Arial" w:eastAsia="Times New Roman" w:hAnsi="Arial" w:cs="Arial"/>
-          <w:b/>
-          <w:sz w:val="21"/>
-          <w:szCs w:val="21"/>
-        </w:rPr>
-        <w:tab/>
-      </w:r>
-      <w:r>
-        <w:rPr>
-          <w:rFonts w:ascii="Arial" w:eastAsia="Times New Roman" w:hAnsi="Arial" w:cs="Arial"/>
-          <w:sz w:val="21"/>
-          <w:szCs w:val="21"/>
-        </w:rPr>
-        <w:t>2</w:t>
-      </w:r>
-      <w:r>
-        <w:rPr>
-          <w:rFonts w:ascii="Arial" w:eastAsia="Times New Roman" w:hAnsi="Arial" w:cs="Arial"/>
-          <w:sz w:val="21"/>
-          <w:szCs w:val="21"/>
-        </w:rPr>
-        <w:t>016</w:t>
-      </w:r>
-      <w:r>
-        <w:rPr>
-          <w:rFonts w:ascii="Arial" w:eastAsia="Times New Roman" w:hAnsi="Arial" w:cs="Arial"/>
-          <w:sz w:val="21"/>
-          <w:szCs w:val="21"/>
-        </w:rPr>
-        <w:t xml:space="preserve"> - 20</w:t>
-      </w:r>
-      <w:r>
-        <w:rPr>
-          <w:rFonts w:ascii="Arial" w:eastAsia="Times New Roman" w:hAnsi="Arial" w:cs="Arial"/>
-          <w:sz w:val="21"/>
-          <w:szCs w:val="21"/>
-        </w:rPr>
-        <w:t>20</w:t>
-      </w:r>
-    </w:p>
-    <w:p>
-      <w:pPr>
-        <w:pStyle w:val="Normal1"/>
-        <w:tabs>
-          <w:tab w:val="right" w:pos="10800"/>
-        </w:tabs>
-        <w:spacing w:after="0" w:line="240" w:lineRule="auto"/>
-        <w:rPr>
-          <w:rFonts w:ascii="Arial" w:eastAsia="Times New Roman" w:hAnsi="Arial" w:cs="Arial"/>
-          <w:b/>
           <w:sz w:val="21"/>
           <w:szCs w:val="21"/>
           <w:lang w:val="de-DE"/>
         </w:rPr>
       </w:pPr>
-      <w:proofErr w:type="spellStart"/>
       <w:r>
         <w:rPr>
           <w:rFonts w:ascii="Arial" w:eastAsia="Times New Roman" w:hAnsi="Arial" w:cs="Arial"/>
@@ -3399,9 +3917,8 @@
           <w:szCs w:val="21"/>
           <w:lang w:val="de-DE"/>
         </w:rPr>
-        <w:t>Stony</w:t>
-      </w:r>
-      <w:proofErr w:type="spellEnd"/>
+        <w:t>Data Science Infinity</w:t>
+      </w:r>
       <w:r>
         <w:rPr>
           <w:rFonts w:ascii="Arial" w:eastAsia="Times New Roman" w:hAnsi="Arial" w:cs="Arial"/>
@@ -3410,422 +3927,7 @@
           <w:szCs w:val="21"/>
           <w:lang w:val="de-DE"/>
         </w:rPr>
-        <w:t xml:space="preserve"> Brook</w:t>
-      </w:r>
-      <w:r>
-        <w:rPr>
-          <w:rFonts w:ascii="Arial" w:eastAsia="Times New Roman" w:hAnsi="Arial" w:cs="Arial"/>
-          <w:i/>
-          <w:sz w:val="21"/>
-          <w:szCs w:val="21"/>
-          <w:lang w:val="de-DE"/>
-        </w:rPr>
-        <w:t xml:space="preserve">, </w:t>
-      </w:r>
-      <w:r>
-        <w:rPr>
-          <w:rFonts w:ascii="Arial" w:eastAsia="Times New Roman" w:hAnsi="Arial" w:cs="Arial"/>
-          <w:i/>
-          <w:sz w:val="21"/>
-          <w:szCs w:val="21"/>
-          <w:lang w:val="de-DE"/>
-        </w:rPr>
-        <w:t>NY</w:t>
-      </w:r>
-      <w:r>
-        <w:rPr>
-          <w:rFonts w:ascii="Arial" w:eastAsia="Times New Roman" w:hAnsi="Arial" w:cs="Arial"/>
-          <w:b/>
-          <w:sz w:val="21"/>
-          <w:szCs w:val="21"/>
-          <w:lang w:val="de-DE"/>
-        </w:rPr>
-        <w:tab/>
-      </w:r>
-    </w:p>
-    <w:p>
-      <w:pPr>
-        <w:numPr>
-          <w:ilvl w:val="0"/>
-          <w:numId w:val="7"/>
-        </w:numPr>
-        <w:rPr>
-          <w:rFonts w:ascii="Arial" w:hAnsi="Arial" w:cs="Arial"/>
-          <w:sz w:val="21"/>
-          <w:szCs w:val="21"/>
-        </w:rPr>
-      </w:pPr>
-      <w:r>
-        <w:rPr>
-          <w:rFonts w:ascii="Arial" w:hAnsi="Arial" w:cs="Arial"/>
-          <w:sz w:val="21"/>
-          <w:szCs w:val="21"/>
-        </w:rPr>
-        <w:t xml:space="preserve">Completed </w:t>
-      </w:r>
-      <w:r>
-        <w:rPr>
-          <w:rFonts w:ascii="Arial" w:hAnsi="Arial" w:cs="Arial"/>
-          <w:sz w:val="21"/>
-          <w:szCs w:val="21"/>
-        </w:rPr>
-        <w:t xml:space="preserve">a </w:t>
-      </w:r>
-      <w:r>
-        <w:rPr>
-          <w:rFonts w:ascii="Arial" w:hAnsi="Arial" w:cs="Arial"/>
-          <w:sz w:val="21"/>
-          <w:szCs w:val="21"/>
-        </w:rPr>
-        <w:t xml:space="preserve">conjoint </w:t>
-      </w:r>
-      <w:r>
-        <w:rPr>
-          <w:rFonts w:ascii="Arial" w:hAnsi="Arial" w:cs="Arial"/>
-          <w:sz w:val="21"/>
-          <w:szCs w:val="21"/>
-        </w:rPr>
-        <w:t xml:space="preserve">business </w:t>
-      </w:r>
-      <w:r>
-        <w:rPr>
-          <w:rFonts w:ascii="Arial" w:hAnsi="Arial" w:cs="Arial"/>
-          <w:sz w:val="21"/>
-          <w:szCs w:val="21"/>
-        </w:rPr>
-        <w:t>management &amp;</w:t>
-      </w:r>
-      <w:r>
-        <w:rPr>
-          <w:rFonts w:ascii="Arial" w:hAnsi="Arial" w:cs="Arial"/>
-          <w:sz w:val="21"/>
-          <w:szCs w:val="21"/>
-        </w:rPr>
-        <w:t xml:space="preserve"> </w:t>
-      </w:r>
-      <w:r>
-        <w:rPr>
-          <w:rFonts w:ascii="Arial" w:hAnsi="Arial" w:cs="Arial"/>
-          <w:sz w:val="21"/>
-          <w:szCs w:val="21"/>
-        </w:rPr>
-        <w:t>s</w:t>
-      </w:r>
-      <w:r>
-        <w:rPr>
-          <w:rFonts w:ascii="Arial" w:hAnsi="Arial" w:cs="Arial"/>
-          <w:sz w:val="21"/>
-          <w:szCs w:val="21"/>
-        </w:rPr>
-        <w:t xml:space="preserve">cience degree </w:t>
-      </w:r>
-      <w:r>
-        <w:rPr>
-          <w:rFonts w:ascii="Arial" w:hAnsi="Arial" w:cs="Arial"/>
-          <w:sz w:val="21"/>
-          <w:szCs w:val="21"/>
-        </w:rPr>
-        <w:t xml:space="preserve">specializing </w:t>
-      </w:r>
-      <w:r>
-        <w:rPr>
-          <w:rFonts w:ascii="Arial" w:hAnsi="Arial" w:cs="Arial"/>
-          <w:sz w:val="21"/>
-          <w:szCs w:val="21"/>
-        </w:rPr>
-        <w:t xml:space="preserve">in </w:t>
-      </w:r>
-      <w:r>
-        <w:rPr>
-          <w:rFonts w:ascii="Arial" w:hAnsi="Arial" w:cs="Arial"/>
-          <w:sz w:val="21"/>
-          <w:szCs w:val="21"/>
-        </w:rPr>
-        <w:t>b</w:t>
-      </w:r>
-      <w:r>
-        <w:rPr>
-          <w:rFonts w:ascii="Arial" w:hAnsi="Arial" w:cs="Arial"/>
-          <w:sz w:val="21"/>
-          <w:szCs w:val="21"/>
-        </w:rPr>
-        <w:t xml:space="preserve">usiness </w:t>
-      </w:r>
-      <w:r>
-        <w:rPr>
-          <w:rFonts w:ascii="Arial" w:hAnsi="Arial" w:cs="Arial"/>
-          <w:sz w:val="21"/>
-          <w:szCs w:val="21"/>
-        </w:rPr>
-        <w:t>management</w:t>
-      </w:r>
-      <w:r>
-        <w:rPr>
-          <w:rFonts w:ascii="Arial" w:hAnsi="Arial" w:cs="Arial"/>
-          <w:sz w:val="21"/>
-          <w:szCs w:val="21"/>
-        </w:rPr>
-        <w:t>,</w:t>
-      </w:r>
-      <w:r>
-        <w:rPr>
-          <w:rFonts w:ascii="Arial" w:hAnsi="Arial" w:cs="Arial"/>
-          <w:sz w:val="21"/>
-          <w:szCs w:val="21"/>
-        </w:rPr>
-        <w:t xml:space="preserve"> </w:t>
-      </w:r>
-      <w:r>
-        <w:rPr>
-          <w:rFonts w:ascii="Arial" w:hAnsi="Arial" w:cs="Arial"/>
-          <w:sz w:val="21"/>
-          <w:szCs w:val="21"/>
-        </w:rPr>
-        <w:t>health science, c</w:t>
-      </w:r>
-      <w:r>
-        <w:rPr>
-          <w:rFonts w:ascii="Arial" w:hAnsi="Arial" w:cs="Arial"/>
-          <w:sz w:val="21"/>
-          <w:szCs w:val="21"/>
-        </w:rPr>
-        <w:t>alculus</w:t>
-      </w:r>
-      <w:r>
-        <w:rPr>
-          <w:rFonts w:ascii="Arial" w:hAnsi="Arial" w:cs="Arial"/>
-          <w:sz w:val="21"/>
-          <w:szCs w:val="21"/>
-        </w:rPr>
-        <w:t>,</w:t>
-      </w:r>
-      <w:r>
-        <w:rPr>
-          <w:rFonts w:ascii="Arial" w:hAnsi="Arial" w:cs="Arial"/>
-          <w:sz w:val="21"/>
-          <w:szCs w:val="21"/>
-        </w:rPr>
-        <w:t xml:space="preserve"> </w:t>
-      </w:r>
-      <w:r>
-        <w:rPr>
-          <w:rFonts w:ascii="Arial" w:hAnsi="Arial" w:cs="Arial"/>
-          <w:sz w:val="21"/>
-          <w:szCs w:val="21"/>
-        </w:rPr>
-        <w:t>s</w:t>
-      </w:r>
-      <w:r>
-        <w:rPr>
-          <w:rFonts w:ascii="Arial" w:hAnsi="Arial" w:cs="Arial"/>
-          <w:sz w:val="21"/>
-          <w:szCs w:val="21"/>
-        </w:rPr>
-        <w:t>tatistics</w:t>
-      </w:r>
-      <w:r>
-        <w:rPr>
-          <w:rFonts w:ascii="Arial" w:hAnsi="Arial" w:cs="Arial"/>
-          <w:sz w:val="21"/>
-          <w:szCs w:val="21"/>
-        </w:rPr>
-        <w:t>,</w:t>
-      </w:r>
-      <w:r>
-        <w:rPr>
-          <w:rFonts w:ascii="Arial" w:hAnsi="Arial" w:cs="Arial"/>
-          <w:sz w:val="21"/>
-          <w:szCs w:val="21"/>
-        </w:rPr>
-        <w:t xml:space="preserve"> and </w:t>
-      </w:r>
-      <w:r>
-        <w:rPr>
-          <w:rFonts w:ascii="Arial" w:hAnsi="Arial" w:cs="Arial"/>
-          <w:sz w:val="21"/>
-          <w:szCs w:val="21"/>
-        </w:rPr>
-        <w:t>E</w:t>
-      </w:r>
-      <w:r>
-        <w:rPr>
-          <w:rFonts w:ascii="Arial" w:hAnsi="Arial" w:cs="Arial"/>
-          <w:sz w:val="21"/>
-          <w:szCs w:val="21"/>
-        </w:rPr>
-        <w:t>xcel</w:t>
-      </w:r>
-      <w:r>
-        <w:rPr>
-          <w:rFonts w:ascii="Arial" w:hAnsi="Arial" w:cs="Arial"/>
-          <w:sz w:val="21"/>
-          <w:szCs w:val="21"/>
-        </w:rPr>
-        <w:t>.</w:t>
-      </w:r>
-      <w:r>
-        <w:rPr>
-          <w:rFonts w:ascii="Arial" w:hAnsi="Arial" w:cs="Arial"/>
-          <w:sz w:val="21"/>
-          <w:szCs w:val="21"/>
-        </w:rPr>
-        <w:t xml:space="preserve"> </w:t>
-      </w:r>
-    </w:p>
-    <w:p>
-      <w:pPr>
-        <w:pStyle w:val="Normal1"/>
-        <w:tabs>
-          <w:tab w:val="right" w:pos="10800"/>
-        </w:tabs>
-        <w:spacing w:after="0" w:line="240" w:lineRule="auto"/>
-        <w:rPr>
-          <w:rFonts w:ascii="Arial" w:hAnsi="Arial" w:cs="Arial"/>
-          <w:sz w:val="21"/>
-          <w:szCs w:val="21"/>
-        </w:rPr>
-      </w:pPr>
-    </w:p>
-    <w:p>
-      <w:pPr>
-        <w:pStyle w:val="Normal1"/>
-        <w:pBdr>
-          <w:bottom w:val="single" w:sz="6" w:space="1" w:color="auto"/>
-        </w:pBdr>
-        <w:tabs>
-          <w:tab w:val="right" w:pos="10800"/>
-        </w:tabs>
-        <w:spacing w:after="0" w:line="240" w:lineRule="auto"/>
-        <w:rPr>
-          <w:rFonts w:ascii="Arial" w:hAnsi="Arial" w:cs="Arial"/>
-          <w:b/>
-          <w:sz w:val="21"/>
-          <w:szCs w:val="21"/>
-        </w:rPr>
-      </w:pPr>
-      <w:r>
-        <w:rPr>
-          <w:rFonts w:ascii="Arial" w:hAnsi="Arial" w:cs="Arial"/>
-          <w:b/>
-          <w:sz w:val="21"/>
-          <w:szCs w:val="21"/>
-        </w:rPr>
-        <w:t xml:space="preserve">COURSES, </w:t>
-      </w:r>
-      <w:r>
-        <w:rPr>
-          <w:rFonts w:ascii="Arial" w:hAnsi="Arial" w:cs="Arial"/>
-          <w:b/>
-          <w:sz w:val="21"/>
-          <w:szCs w:val="21"/>
-        </w:rPr>
-        <w:t>CERTIFICATES AND QUALIFICATIONS</w:t>
-      </w:r>
-    </w:p>
-    <w:p>
-      <w:pPr>
-        <w:pStyle w:val="Normal1"/>
-        <w:tabs>
-          <w:tab w:val="right" w:pos="10800"/>
-        </w:tabs>
-        <w:spacing w:before="100" w:after="0" w:line="240" w:lineRule="auto"/>
-        <w:rPr>
-          <w:rFonts w:ascii="Arial" w:hAnsi="Arial" w:cs="Arial"/>
-          <w:sz w:val="21"/>
-          <w:szCs w:val="21"/>
-        </w:rPr>
-      </w:pPr>
-      <w:r>
-        <w:rPr>
-          <w:rFonts w:ascii="Arial" w:eastAsia="Times New Roman" w:hAnsi="Arial" w:cs="Arial"/>
-          <w:b/>
-          <w:sz w:val="21"/>
-          <w:szCs w:val="21"/>
-        </w:rPr>
-        <w:t>DSI Data Science &amp; AI Professional Certification</w:t>
-      </w:r>
-      <w:r>
-        <w:rPr>
-          <w:rFonts w:ascii="Arial" w:eastAsia="Times New Roman" w:hAnsi="Arial" w:cs="Arial"/>
-          <w:b/>
-          <w:sz w:val="21"/>
-          <w:szCs w:val="21"/>
-        </w:rPr>
-        <w:tab/>
-      </w:r>
-      <w:r>
-        <w:rPr>
-          <w:rFonts w:ascii="Arial" w:eastAsia="Times New Roman" w:hAnsi="Arial" w:cs="Arial"/>
-          <w:sz w:val="21"/>
-          <w:szCs w:val="21"/>
-        </w:rPr>
-        <w:t>20</w:t>
-      </w:r>
-      <w:r>
-        <w:rPr>
-          <w:rFonts w:ascii="Arial" w:eastAsia="Times New Roman" w:hAnsi="Arial" w:cs="Arial"/>
-          <w:sz w:val="21"/>
-          <w:szCs w:val="21"/>
-        </w:rPr>
-        <w:t>2</w:t>
-      </w:r>
-      <w:r>
-        <w:rPr>
-          <w:rFonts w:ascii="Arial" w:eastAsia="Times New Roman" w:hAnsi="Arial" w:cs="Arial"/>
-          <w:sz w:val="21"/>
-          <w:szCs w:val="21"/>
-        </w:rPr>
-        <w:t>6</w:t>
-      </w:r>
-      <w:r>
-        <w:rPr>
-          <w:rFonts w:ascii="Arial" w:eastAsia="Times New Roman" w:hAnsi="Arial" w:cs="Arial"/>
-          <w:sz w:val="21"/>
-          <w:szCs w:val="21"/>
-        </w:rPr>
-        <w:t xml:space="preserve"> - </w:t>
-      </w:r>
-      <w:r>
-        <w:rPr>
-          <w:rFonts w:ascii="Arial" w:eastAsia="Times New Roman" w:hAnsi="Arial" w:cs="Arial"/>
-          <w:sz w:val="21"/>
-          <w:szCs w:val="21"/>
-        </w:rPr>
-        <w:t>Present</w:t>
-      </w:r>
-      <w:r>
-        <w:rPr>
-          <w:rFonts w:ascii="Arial" w:eastAsia="Times New Roman" w:hAnsi="Arial" w:cs="Arial"/>
-          <w:sz w:val="21"/>
-          <w:szCs w:val="21"/>
-        </w:rPr>
-        <w:t xml:space="preserve"> </w:t>
-      </w:r>
-    </w:p>
-    <w:p>
-      <w:pPr>
-        <w:pStyle w:val="Normal1"/>
-        <w:tabs>
-          <w:tab w:val="right" w:pos="10800"/>
-        </w:tabs>
-        <w:spacing w:after="0" w:line="240" w:lineRule="auto"/>
-        <w:rPr>
-          <w:rFonts w:ascii="Arial" w:eastAsia="Times New Roman" w:hAnsi="Arial" w:cs="Arial"/>
-          <w:b/>
-          <w:sz w:val="21"/>
-          <w:szCs w:val="21"/>
-          <w:lang w:val="de-DE"/>
-        </w:rPr>
-      </w:pPr>
-      <w:r>
-        <w:rPr>
-          <w:rFonts w:ascii="Arial" w:eastAsia="Times New Roman" w:hAnsi="Arial" w:cs="Arial"/>
-          <w:i/>
-          <w:sz w:val="21"/>
-          <w:szCs w:val="21"/>
-          <w:lang w:val="de-DE"/>
-        </w:rPr>
-        <w:t>Data Science Infinity</w:t>
+        <w:t>, UK</w:t>
       </w:r>
       <w:r>
         <w:rPr>
@@ -4139,6 +4241,16 @@
         <w:t>Forage</w:t>
       </w:r>
       <w:proofErr w:type="spellEnd"/>
+      <w:r>
+        <w:rPr>
+          <w:rFonts w:ascii="Arial" w:eastAsia="Times New Roman" w:hAnsi="Arial" w:cs="Arial"/>
+          <w:i/>
+          <w:sz w:val="21"/>
+          <w:szCs w:val="21"/>
+          <w:lang w:val="de-DE"/>
+        </w:rPr>
+        <w:t>, US</w:t>
+      </w:r>
     </w:p>
     <w:p>
       <w:pPr>
@@ -4196,7 +4308,7 @@
           <w:sz w:val="21"/>
           <w:szCs w:val="21"/>
         </w:rPr>
-        <w:t>: Cleaned, organized, messy data set with Python. Built predictive models for loan analysis to categorize key features impact default</w:t>
+        <w:t>: Cleaned, organized, messy data set with Python. Built predictive models for loan analysis to categorize</w:t>
       </w:r>
       <w:r>
         <w:rPr>
@@ -4205,7 +4317,7 @@
           <w:sz w:val="21"/>
           <w:szCs w:val="21"/>
         </w:rPr>
-        <w:t xml:space="preserve"> on</w:t>
+        <w:t xml:space="preserve"> key features on default probability</w:t>
       </w:r>
       <w:r>
         <w:rPr>
@@ -4214,7 +4326,7 @@
           <w:sz w:val="21"/>
           <w:szCs w:val="21"/>
         </w:rPr>
-        <w:t xml:space="preserve"> probability; this can be used for filtering marketing efforts and time spent with high-risk borrowers or investments. This can help </w:t>
+        <w:t xml:space="preserve">; this can be used for filtering marketing efforts and time spent with high-risk borrowers or investments. This can help </w:t>
       </w:r>
       <w:r>
         <w:rPr>
@@ -4232,7 +4344,7 @@
           <w:sz w:val="21"/>
           <w:szCs w:val="21"/>
         </w:rPr>
-        <w:t xml:space="preserve"> annual expenses by 30% or more while discovering the main factors </w:t>
+        <w:t xml:space="preserve"> annual expenses by 30% or more</w:t>
       </w:r>
       <w:r>
         <w:rPr>
@@ -4241,70 +4353,7 @@
           <w:sz w:val="21"/>
           <w:szCs w:val="21"/>
         </w:rPr>
-        <w:t>driving</w:t>
-      </w:r>
-      <w:r>
-        <w:rPr>
-          <w:rFonts w:ascii="Arial" w:hAnsi="Arial" w:cs="Arial"/>
-          <w:bCs/>
-          <w:sz w:val="21"/>
-          <w:szCs w:val="21"/>
-        </w:rPr>
-        <w:t xml:space="preserve"> borrower retention</w:t>
-      </w:r>
-      <w:r>
-        <w:rPr>
-          <w:rFonts w:ascii="Arial" w:hAnsi="Arial" w:cs="Arial"/>
-          <w:bCs/>
-          <w:sz w:val="21"/>
-          <w:szCs w:val="21"/>
-        </w:rPr>
-        <w:t xml:space="preserve"> in</w:t>
-      </w:r>
-      <w:r>
-        <w:rPr>
-          <w:rFonts w:ascii="Arial" w:hAnsi="Arial" w:cs="Arial"/>
-          <w:bCs/>
-          <w:sz w:val="21"/>
-          <w:szCs w:val="21"/>
-        </w:rPr>
-        <w:t xml:space="preserve"> </w:t>
-      </w:r>
-      <w:r>
-        <w:rPr>
-          <w:rFonts w:ascii="Arial" w:hAnsi="Arial" w:cs="Arial"/>
-          <w:bCs/>
-          <w:sz w:val="21"/>
-          <w:szCs w:val="21"/>
-        </w:rPr>
-        <w:t>banking</w:t>
-      </w:r>
-      <w:r>
-        <w:rPr>
-          <w:rFonts w:ascii="Arial" w:hAnsi="Arial" w:cs="Arial"/>
-          <w:bCs/>
-          <w:sz w:val="21"/>
-          <w:szCs w:val="21"/>
-        </w:rPr>
-        <w:t xml:space="preserve"> </w:t>
-      </w:r>
-      <w:r>
-        <w:rPr>
-          <w:rFonts w:ascii="Arial" w:hAnsi="Arial" w:cs="Arial"/>
-          <w:bCs/>
-          <w:sz w:val="21"/>
-          <w:szCs w:val="21"/>
-        </w:rPr>
-        <w:t>institutions</w:t>
-      </w:r>
-      <w:r>
-        <w:rPr>
-          <w:rFonts w:ascii="Arial" w:hAnsi="Arial" w:cs="Arial"/>
-          <w:bCs/>
-          <w:sz w:val="21"/>
-          <w:szCs w:val="21"/>
-        </w:rPr>
-        <w:t xml:space="preserve">. </w:t>
+        <w:t>.</w:t>
       </w:r>
     </w:p>
     <w:sectPr>
